--- a/documentos_uni/Ubicaciones.docx
+++ b/documentos_uni/Ubicaciones.docx
@@ -211,7 +211,23 @@
           <w:bCs/>
           <w:lang w:val="es-ES"/>
         </w:rPr>
-        <w:t>ngeniería de istemas</w:t>
+        <w:t xml:space="preserve">ngeniería de </w:t>
+      </w:r>
+      <w:r>
+        <w:rPr>
+          <w:b/>
+          <w:bCs/>
+          <w:lang w:val="es-ES"/>
+        </w:rPr>
+        <w:t>s</w:t>
+      </w:r>
+      <w:r>
+        <w:rPr>
+          <w:b/>
+          <w:bCs/>
+          <w:lang w:val="es-ES"/>
+        </w:rPr>
+        <w:t>istemas</w:t>
       </w:r>
       <w:r>
         <w:rPr>
@@ -367,7 +383,21 @@
         <w:rPr>
           <w:lang w:val="es-ES"/>
         </w:rPr>
-        <w:t xml:space="preserve">es el Majister </w:t>
+        <w:t xml:space="preserve">es el </w:t>
+      </w:r>
+      <w:proofErr w:type="spellStart"/>
+      <w:r>
+        <w:rPr>
+          <w:lang w:val="es-ES"/>
+        </w:rPr>
+        <w:t>Majister</w:t>
+      </w:r>
+      <w:proofErr w:type="spellEnd"/>
+      <w:r>
+        <w:rPr>
+          <w:lang w:val="es-ES"/>
+        </w:rPr>
+        <w:t xml:space="preserve"> </w:t>
       </w:r>
       <w:r>
         <w:rPr>
@@ -403,8 +433,13 @@
         <w:t>institucional, debes seleccionar la red llamada "</w:t>
       </w:r>
       <w:r>
-        <w:t>somos ucv</w:t>
-      </w:r>
+        <w:t xml:space="preserve">somos </w:t>
+      </w:r>
+      <w:proofErr w:type="spellStart"/>
+      <w:r>
+        <w:t>ucv</w:t>
+      </w:r>
+      <w:proofErr w:type="spellEnd"/>
       <w:r>
         <w:t>"</w:t>
       </w:r>

--- a/documentos_uni/Ubicaciones.docx
+++ b/documentos_uni/Ubicaciones.docx
@@ -464,6 +464,444 @@
       <w:r>
         <w:t xml:space="preserve"> La oficina de Registros Académicos está ubicada en el primer piso del Pabellón A, justo al frente de la plaza principal. Su horario de atención es de lunes a viernes de 8:00 a.m. a 6:00 p.m.</w:t>
       </w:r>
+    </w:p>
+    <w:p>
+      <w:pPr>
+        <w:jc w:val="both"/>
+        <w:rPr>
+          <w:b/>
+          <w:bCs/>
+        </w:rPr>
+      </w:pPr>
+      <w:r>
+        <w:rPr>
+          <w:b/>
+          <w:bCs/>
+        </w:rPr>
+        <w:t>Inicios de la UCV Universidad Cesar Vallejo Campus Tarapoto</w:t>
+      </w:r>
+    </w:p>
+    <w:p>
+      <w:pPr>
+        <w:jc w:val="both"/>
+      </w:pPr>
+      <w:r>
+        <w:t xml:space="preserve">A inicios del año 2005, </w:t>
+      </w:r>
+      <w:r>
+        <w:t xml:space="preserve">nuestro fundador, </w:t>
+      </w:r>
+      <w:r>
+        <w:t xml:space="preserve">César Acuña Peralta y su equipo de trabajo decidieron gestar una de las primeras universidades privadas en la </w:t>
+      </w:r>
+      <w:r>
+        <w:t>Amazonía</w:t>
+      </w:r>
+      <w:r>
+        <w:t xml:space="preserve"> peruana. Así nació la sede de Tarapoto, en la región San Martín</w:t>
+      </w:r>
+      <w:r>
+        <w:t>. E</w:t>
+      </w:r>
+      <w:r>
+        <w:t>l 12 de mayo de 2005 bajo el sello del Pleno de la entonces Asamblea Nacional de Rectores, que resolvió autorizar el funcionamiento del campus.</w:t>
+      </w:r>
+    </w:p>
+    <w:p>
+      <w:pPr>
+        <w:jc w:val="both"/>
+      </w:pPr>
+      <w:r>
+        <w:t xml:space="preserve">Al 2021, se contaba con casi 7000 alumnos entre pregrado, SUBE y posgrado, con docentes e infraestructura de calidad para las familias amazónicas. </w:t>
+      </w:r>
+    </w:p>
+    <w:p>
+      <w:pPr>
+        <w:jc w:val="both"/>
+        <w:rPr>
+          <w:b/>
+          <w:bCs/>
+        </w:rPr>
+      </w:pPr>
+      <w:r>
+        <w:rPr>
+          <w:b/>
+          <w:bCs/>
+        </w:rPr>
+        <w:t xml:space="preserve">Laboratorio FABLAB </w:t>
+      </w:r>
+      <w:r>
+        <w:rPr>
+          <w:b/>
+          <w:bCs/>
+        </w:rPr>
+        <w:t>campus Tarapoto</w:t>
+      </w:r>
+    </w:p>
+    <w:p>
+      <w:pPr>
+        <w:jc w:val="both"/>
+      </w:pPr>
+      <w:r>
+        <w:t>A</w:t>
+      </w:r>
+      <w:r>
+        <w:t>ctual</w:t>
+      </w:r>
+      <w:r>
+        <w:t>mente contamos</w:t>
+      </w:r>
+      <w:r>
+        <w:t xml:space="preserve"> </w:t>
+      </w:r>
+      <w:r>
+        <w:t>con el</w:t>
+      </w:r>
+      <w:r>
+        <w:t xml:space="preserve"> Laboratorio de Fabricación Digital</w:t>
+      </w:r>
+      <w:r>
+        <w:t xml:space="preserve"> FABLAB</w:t>
+      </w:r>
+      <w:r>
+        <w:t xml:space="preserve">, </w:t>
+      </w:r>
+      <w:r>
+        <w:t xml:space="preserve">el cual dispone de </w:t>
+      </w:r>
+      <w:r>
+        <w:t>impresoras 3D</w:t>
+      </w:r>
+      <w:r>
+        <w:t xml:space="preserve"> de última generación</w:t>
+      </w:r>
+      <w:r>
+        <w:t>, cortadoras láser, escáner 3D, lentes de realidad virtual,</w:t>
+      </w:r>
+      <w:r>
+        <w:t xml:space="preserve"> pizarra interactiva,</w:t>
+      </w:r>
+      <w:r>
+        <w:t xml:space="preserve"> entre otros. Somos el primer campus en contar con un </w:t>
+      </w:r>
+      <w:proofErr w:type="spellStart"/>
+      <w:r>
+        <w:t>FabLab</w:t>
+      </w:r>
+      <w:proofErr w:type="spellEnd"/>
+      <w:r>
+        <w:t xml:space="preserve"> acreditado.</w:t>
+      </w:r>
+      <w:r>
+        <w:t xml:space="preserve"> Se encuentra ubicado en el tercer piso del pabellón B.</w:t>
+      </w:r>
+    </w:p>
+    <w:p>
+      <w:pPr>
+        <w:jc w:val="both"/>
+        <w:rPr>
+          <w:b/>
+          <w:bCs/>
+        </w:rPr>
+      </w:pPr>
+      <w:r>
+        <w:rPr>
+          <w:b/>
+          <w:bCs/>
+        </w:rPr>
+        <w:t>Horarios de atención</w:t>
+      </w:r>
+      <w:r>
+        <w:rPr>
+          <w:b/>
+          <w:bCs/>
+        </w:rPr>
+        <w:t xml:space="preserve"> de la </w:t>
+      </w:r>
+      <w:proofErr w:type="spellStart"/>
+      <w:r>
+        <w:rPr>
+          <w:b/>
+          <w:bCs/>
+        </w:rPr>
+        <w:t>ucv</w:t>
+      </w:r>
+      <w:proofErr w:type="spellEnd"/>
+      <w:r>
+        <w:rPr>
+          <w:b/>
+          <w:bCs/>
+        </w:rPr>
+        <w:t xml:space="preserve"> campus </w:t>
+      </w:r>
+      <w:proofErr w:type="spellStart"/>
+      <w:r>
+        <w:rPr>
+          <w:b/>
+          <w:bCs/>
+        </w:rPr>
+        <w:t>tarapoto</w:t>
+      </w:r>
+      <w:proofErr w:type="spellEnd"/>
+    </w:p>
+    <w:p>
+      <w:pPr>
+        <w:jc w:val="both"/>
+      </w:pPr>
+      <w:r>
+        <w:t xml:space="preserve">El horario de atención de la </w:t>
+      </w:r>
+      <w:proofErr w:type="spellStart"/>
+      <w:r>
+        <w:t>ucv</w:t>
+      </w:r>
+      <w:proofErr w:type="spellEnd"/>
+      <w:r>
+        <w:t xml:space="preserve"> Tarapoto es: de </w:t>
+      </w:r>
+      <w:proofErr w:type="gramStart"/>
+      <w:r>
+        <w:t>Lunes</w:t>
+      </w:r>
+      <w:proofErr w:type="gramEnd"/>
+      <w:r>
+        <w:t xml:space="preserve"> a viernes</w:t>
+      </w:r>
+      <w:r>
+        <w:t xml:space="preserve"> de </w:t>
+      </w:r>
+      <w:r>
+        <w:t xml:space="preserve">09:00 </w:t>
+      </w:r>
+      <w:proofErr w:type="spellStart"/>
+      <w:r>
+        <w:t>a.m</w:t>
+      </w:r>
+      <w:proofErr w:type="spellEnd"/>
+      <w:r>
+        <w:t xml:space="preserve"> a 8:00 </w:t>
+      </w:r>
+      <w:proofErr w:type="spellStart"/>
+      <w:r>
+        <w:t>p.m</w:t>
+      </w:r>
+      <w:proofErr w:type="spellEnd"/>
+      <w:r>
+        <w:t xml:space="preserve"> </w:t>
+      </w:r>
+      <w:r>
+        <w:t xml:space="preserve">y </w:t>
+      </w:r>
+      <w:proofErr w:type="gramStart"/>
+      <w:r>
+        <w:t>Sábados</w:t>
+      </w:r>
+      <w:proofErr w:type="gramEnd"/>
+      <w:r>
+        <w:t xml:space="preserve"> de </w:t>
+      </w:r>
+      <w:r>
+        <w:t>9:00</w:t>
+      </w:r>
+      <w:r>
+        <w:t xml:space="preserve"> </w:t>
+      </w:r>
+      <w:proofErr w:type="spellStart"/>
+      <w:r>
+        <w:t>a.m</w:t>
+      </w:r>
+      <w:proofErr w:type="spellEnd"/>
+      <w:r>
+        <w:t xml:space="preserve"> a 2:00</w:t>
+      </w:r>
+      <w:r>
+        <w:t xml:space="preserve"> </w:t>
+      </w:r>
+      <w:proofErr w:type="spellStart"/>
+      <w:r>
+        <w:t>p</w:t>
+      </w:r>
+      <w:r>
+        <w:t>.</w:t>
+      </w:r>
+      <w:r>
+        <w:t>m</w:t>
+      </w:r>
+      <w:proofErr w:type="spellEnd"/>
+    </w:p>
+    <w:p>
+      <w:pPr>
+        <w:jc w:val="both"/>
+        <w:rPr>
+          <w:b/>
+          <w:bCs/>
+        </w:rPr>
+      </w:pPr>
+      <w:r>
+        <w:rPr>
+          <w:b/>
+          <w:bCs/>
+        </w:rPr>
+        <w:t>Central telefónica</w:t>
+      </w:r>
+    </w:p>
+    <w:p>
+      <w:pPr>
+        <w:jc w:val="both"/>
+      </w:pPr>
+      <w:r>
+        <w:t xml:space="preserve">Lo números telefónicos de la UCV campus Tarapoto son: </w:t>
+      </w:r>
+      <w:r>
+        <w:t>01</w:t>
+      </w:r>
+      <w:r>
+        <w:t xml:space="preserve"> </w:t>
+      </w:r>
+      <w:r>
+        <w:t>20</w:t>
+      </w:r>
+      <w:r>
+        <w:t xml:space="preserve"> </w:t>
+      </w:r>
+      <w:r>
+        <w:t>24</w:t>
+      </w:r>
+      <w:r>
+        <w:t xml:space="preserve"> </w:t>
+      </w:r>
+      <w:r>
+        <w:t>342</w:t>
+      </w:r>
+      <w:r>
+        <w:t xml:space="preserve">, </w:t>
+      </w:r>
+      <w:proofErr w:type="spellStart"/>
+      <w:r>
+        <w:t>Whatsapp</w:t>
+      </w:r>
+      <w:proofErr w:type="spellEnd"/>
+      <w:r>
+        <w:t>: 51 12</w:t>
+      </w:r>
+      <w:r>
+        <w:t xml:space="preserve"> </w:t>
+      </w:r>
+      <w:r>
+        <w:t>02</w:t>
+      </w:r>
+      <w:r>
+        <w:t xml:space="preserve"> </w:t>
+      </w:r>
+      <w:r>
+        <w:t>43</w:t>
+      </w:r>
+      <w:r>
+        <w:t xml:space="preserve"> </w:t>
+      </w:r>
+      <w:r>
+        <w:t>42</w:t>
+      </w:r>
+    </w:p>
+    <w:p>
+      <w:pPr>
+        <w:jc w:val="both"/>
+        <w:rPr>
+          <w:b/>
+          <w:bCs/>
+        </w:rPr>
+      </w:pPr>
+      <w:r>
+        <w:rPr>
+          <w:b/>
+          <w:bCs/>
+        </w:rPr>
+        <w:t xml:space="preserve">Dirección </w:t>
+      </w:r>
+      <w:r>
+        <w:rPr>
+          <w:b/>
+          <w:bCs/>
+        </w:rPr>
+        <w:t xml:space="preserve">de la UCV campus </w:t>
+      </w:r>
+      <w:r>
+        <w:rPr>
+          <w:b/>
+          <w:bCs/>
+        </w:rPr>
+        <w:t>Tarapoto</w:t>
+      </w:r>
+    </w:p>
+    <w:p>
+      <w:pPr>
+        <w:jc w:val="both"/>
+      </w:pPr>
+      <w:r>
+        <w:t xml:space="preserve">Autopista </w:t>
+      </w:r>
+      <w:r>
+        <w:t>Belaunde Terry Km 8.5</w:t>
+      </w:r>
+      <w:r>
+        <w:t>,</w:t>
+      </w:r>
+      <w:r>
+        <w:t xml:space="preserve"> </w:t>
+      </w:r>
+      <w:proofErr w:type="spellStart"/>
+      <w:r>
+        <w:t>Cacatachi</w:t>
+      </w:r>
+      <w:proofErr w:type="spellEnd"/>
+    </w:p>
+    <w:p>
+      <w:pPr>
+        <w:jc w:val="both"/>
+      </w:pPr>
+    </w:p>
+    <w:p>
+      <w:pPr>
+        <w:jc w:val="both"/>
+      </w:pPr>
+    </w:p>
+    <w:p>
+      <w:pPr>
+        <w:jc w:val="both"/>
+        <w:rPr>
+          <w:b/>
+          <w:bCs/>
+        </w:rPr>
+      </w:pPr>
+      <w:r>
+        <w:rPr>
+          <w:b/>
+          <w:bCs/>
+        </w:rPr>
+        <w:lastRenderedPageBreak/>
+        <w:t>Frases del fundador Cesar Acuña Peralta</w:t>
+      </w:r>
+    </w:p>
+    <w:p>
+      <w:pPr>
+        <w:pStyle w:val="Prrafodelista"/>
+        <w:numPr>
+          <w:ilvl w:val="0"/>
+          <w:numId w:val="3"/>
+        </w:numPr>
+        <w:jc w:val="both"/>
+      </w:pPr>
+      <w:r>
+        <w:t>Pertenecemos al lugar donde nacimos. Pertenecemos al lugar donde pasamos gran parte de nuestra historia, donde suceden momentos importantes y donde forjamos nuestra profesión</w:t>
+      </w:r>
+      <w:r>
+        <w:t>.</w:t>
+      </w:r>
+    </w:p>
+    <w:p>
+      <w:pPr>
+        <w:jc w:val="both"/>
+      </w:pPr>
     </w:p>
     <w:p>
       <w:pPr>
@@ -494,6 +932,95 @@
 <file path=word/numbering.xml><?xml version="1.0" encoding="utf-8"?>
 <w:numbering xmlns:wpc="http://schemas.microsoft.com/office/word/2010/wordprocessingCanvas" xmlns:cx="http://schemas.microsoft.com/office/drawing/2014/chartex" xmlns:cx1="http://schemas.microsoft.com/office/drawing/2015/9/8/chartex" xmlns:cx2="http://schemas.microsoft.com/office/drawing/2015/10/21/chartex" xmlns:cx3="http://schemas.microsoft.com/office/drawing/2016/5/9/chartex" xmlns:cx4="http://schemas.microsoft.com/office/drawing/2016/5/10/chartex" xmlns:cx5="http://schemas.microsoft.com/office/drawing/2016/5/11/chartex" xmlns:cx6="http://schemas.microsoft.com/office/drawing/2016/5/12/chartex" xmlns:cx7="http://schemas.microsoft.com/office/drawing/2016/5/13/chartex" xmlns:cx8="http://schemas.microsoft.com/office/drawing/2016/5/14/chartex" xmlns:mc="http://schemas.openxmlformats.org/markup-compatibility/2006" xmlns:aink="http://schemas.microsoft.com/office/drawing/2016/ink" xmlns:am3d="http://schemas.microsoft.com/office/drawing/2017/model3d" xmlns:o="urn:schemas-microsoft-com:office:office" xmlns:oel="http://schemas.microsoft.com/office/2019/extlst" xmlns:r="http://schemas.openxmlformats.org/officeDocument/2006/relationships" xmlns:m="http://schemas.openxmlformats.org/officeDocument/2006/math" xmlns:v="urn:schemas-microsoft-com:vml" xmlns:wp14="http://schemas.microsoft.com/office/word/2010/wordprocessingDrawing" xmlns:wp="http://schemas.openxmlformats.org/drawingml/2006/wordprocessingDrawing" xmlns:w10="urn:schemas-microsoft-com:office:word" xmlns:w="http://schemas.openxmlformats.org/wordprocessingml/2006/main" xmlns:w14="http://schemas.microsoft.com/office/word/2010/wordml" xmlns:w15="http://schemas.microsoft.com/office/word/2012/wordml" xmlns:w16cex="http://schemas.microsoft.com/office/word/2018/wordml/cex" xmlns:w16cid="http://schemas.microsoft.com/office/word/2016/wordml/cid" xmlns:w16="http://schemas.microsoft.com/office/word/2018/wordml" xmlns:w16du="http://schemas.microsoft.com/office/word/2023/wordml/word16du" xmlns:w16sdtdh="http://schemas.microsoft.com/office/word/2020/wordml/sdtdatahash" xmlns:w16sdtfl="http://schemas.microsoft.com/office/word/2024/wordml/sdtformatlock" xmlns:w16se="http://schemas.microsoft.com/office/word/2015/wordml/symex" xmlns:wpg="http://schemas.microsoft.com/office/word/2010/wordprocessingGroup" xmlns:wpi="http://schemas.microsoft.com/office/word/2010/wordprocessingInk" xmlns:wne="http://schemas.microsoft.com/office/word/2006/wordml" xmlns:wps="http://schemas.microsoft.com/office/word/2010/wordprocessingShape" mc:Ignorable="w14 w15 w16se w16cid w16 w16cex w16sdtdh w16sdtfl w16du wp14">
   <w:abstractNum w:abstractNumId="0" w15:restartNumberingAfterBreak="0">
+    <w:nsid w:val="2D804A49"/>
+    <w:multiLevelType w:val="hybridMultilevel"/>
+    <w:tmpl w:val="9DA2FC54"/>
+    <w:lvl w:ilvl="0" w:tplc="280A000F">
+      <w:start w:val="1"/>
+      <w:numFmt w:val="decimal"/>
+      <w:lvlText w:val="%1."/>
+      <w:lvlJc w:val="left"/>
+      <w:pPr>
+        <w:ind w:left="720" w:hanging="360"/>
+      </w:pPr>
+      <w:rPr>
+        <w:rFonts w:hint="default"/>
+      </w:rPr>
+    </w:lvl>
+    <w:lvl w:ilvl="1" w:tplc="280A0019" w:tentative="1">
+      <w:start w:val="1"/>
+      <w:numFmt w:val="lowerLetter"/>
+      <w:lvlText w:val="%2."/>
+      <w:lvlJc w:val="left"/>
+      <w:pPr>
+        <w:ind w:left="1440" w:hanging="360"/>
+      </w:pPr>
+    </w:lvl>
+    <w:lvl w:ilvl="2" w:tplc="280A001B" w:tentative="1">
+      <w:start w:val="1"/>
+      <w:numFmt w:val="lowerRoman"/>
+      <w:lvlText w:val="%3."/>
+      <w:lvlJc w:val="right"/>
+      <w:pPr>
+        <w:ind w:left="2160" w:hanging="180"/>
+      </w:pPr>
+    </w:lvl>
+    <w:lvl w:ilvl="3" w:tplc="280A000F" w:tentative="1">
+      <w:start w:val="1"/>
+      <w:numFmt w:val="decimal"/>
+      <w:lvlText w:val="%4."/>
+      <w:lvlJc w:val="left"/>
+      <w:pPr>
+        <w:ind w:left="2880" w:hanging="360"/>
+      </w:pPr>
+    </w:lvl>
+    <w:lvl w:ilvl="4" w:tplc="280A0019" w:tentative="1">
+      <w:start w:val="1"/>
+      <w:numFmt w:val="lowerLetter"/>
+      <w:lvlText w:val="%5."/>
+      <w:lvlJc w:val="left"/>
+      <w:pPr>
+        <w:ind w:left="3600" w:hanging="360"/>
+      </w:pPr>
+    </w:lvl>
+    <w:lvl w:ilvl="5" w:tplc="280A001B" w:tentative="1">
+      <w:start w:val="1"/>
+      <w:numFmt w:val="lowerRoman"/>
+      <w:lvlText w:val="%6."/>
+      <w:lvlJc w:val="right"/>
+      <w:pPr>
+        <w:ind w:left="4320" w:hanging="180"/>
+      </w:pPr>
+    </w:lvl>
+    <w:lvl w:ilvl="6" w:tplc="280A000F" w:tentative="1">
+      <w:start w:val="1"/>
+      <w:numFmt w:val="decimal"/>
+      <w:lvlText w:val="%7."/>
+      <w:lvlJc w:val="left"/>
+      <w:pPr>
+        <w:ind w:left="5040" w:hanging="360"/>
+      </w:pPr>
+    </w:lvl>
+    <w:lvl w:ilvl="7" w:tplc="280A0019" w:tentative="1">
+      <w:start w:val="1"/>
+      <w:numFmt w:val="lowerLetter"/>
+      <w:lvlText w:val="%8."/>
+      <w:lvlJc w:val="left"/>
+      <w:pPr>
+        <w:ind w:left="5760" w:hanging="360"/>
+      </w:pPr>
+    </w:lvl>
+    <w:lvl w:ilvl="8" w:tplc="280A001B" w:tentative="1">
+      <w:start w:val="1"/>
+      <w:numFmt w:val="lowerRoman"/>
+      <w:lvlText w:val="%9."/>
+      <w:lvlJc w:val="right"/>
+      <w:pPr>
+        <w:ind w:left="6480" w:hanging="180"/>
+      </w:pPr>
+    </w:lvl>
+  </w:abstractNum>
+  <w:abstractNum w:abstractNumId="1" w15:restartNumberingAfterBreak="0">
     <w:nsid w:val="40833129"/>
     <w:multiLevelType w:val="hybridMultilevel"/>
     <w:tmpl w:val="B90A46DE"/>
@@ -582,7 +1109,7 @@
       </w:pPr>
     </w:lvl>
   </w:abstractNum>
-  <w:abstractNum w:abstractNumId="1" w15:restartNumberingAfterBreak="0">
+  <w:abstractNum w:abstractNumId="2" w15:restartNumberingAfterBreak="0">
     <w:nsid w:val="6B8D5C86"/>
     <w:multiLevelType w:val="hybridMultilevel"/>
     <w:tmpl w:val="B90A46DE"/>
@@ -672,9 +1199,12 @@
     </w:lvl>
   </w:abstractNum>
   <w:num w:numId="1" w16cid:durableId="1196844134">
+    <w:abstractNumId w:val="2"/>
+  </w:num>
+  <w:num w:numId="2" w16cid:durableId="653291769">
     <w:abstractNumId w:val="1"/>
   </w:num>
-  <w:num w:numId="2" w16cid:durableId="653291769">
+  <w:num w:numId="3" w16cid:durableId="274362744">
     <w:abstractNumId w:val="0"/>
   </w:num>
 </w:numbering>

--- a/documentos_uni/Ubicaciones.docx
+++ b/documentos_uni/Ubicaciones.docx
@@ -486,25 +486,7 @@
         <w:jc w:val="both"/>
       </w:pPr>
       <w:r>
-        <w:t xml:space="preserve">A inicios del año 2005, </w:t>
-      </w:r>
-      <w:r>
-        <w:t xml:space="preserve">nuestro fundador, </w:t>
-      </w:r>
-      <w:r>
-        <w:t xml:space="preserve">César Acuña Peralta y su equipo de trabajo decidieron gestar una de las primeras universidades privadas en la </w:t>
-      </w:r>
-      <w:r>
-        <w:t>Amazonía</w:t>
-      </w:r>
-      <w:r>
-        <w:t xml:space="preserve"> peruana. Así nació la sede de Tarapoto, en la región San Martín</w:t>
-      </w:r>
-      <w:r>
-        <w:t>. E</w:t>
-      </w:r>
-      <w:r>
-        <w:t>l 12 de mayo de 2005 bajo el sello del Pleno de la entonces Asamblea Nacional de Rectores, que resolvió autorizar el funcionamiento del campus.</w:t>
+        <w:t>A inicios del año 2005, nuestro fundador, César Acuña Peralta y su equipo de trabajo decidieron gestar una de las primeras universidades privadas en la Amazonía peruana. Así nació la sede de Tarapoto, en la región San Martín. El 12 de mayo de 2005 bajo el sello del Pleno de la entonces Asamblea Nacional de Rectores, que resolvió autorizar el funcionamiento del campus.</w:t>
       </w:r>
     </w:p>
     <w:p>
@@ -609,14 +591,7 @@
           <w:b/>
           <w:bCs/>
         </w:rPr>
-        <w:t>Horarios de atención</w:t>
-      </w:r>
-      <w:r>
-        <w:rPr>
-          <w:b/>
-          <w:bCs/>
-        </w:rPr>
-        <w:t xml:space="preserve"> de la </w:t>
+        <w:t xml:space="preserve">Horarios de atención de la </w:t>
       </w:r>
       <w:proofErr w:type="spellStart"/>
       <w:r>
@@ -657,21 +632,7 @@
       </w:r>
       <w:proofErr w:type="spellEnd"/>
       <w:r>
-        <w:t xml:space="preserve"> Tarapoto es: de </w:t>
-      </w:r>
-      <w:proofErr w:type="gramStart"/>
-      <w:r>
-        <w:t>Lunes</w:t>
-      </w:r>
-      <w:proofErr w:type="gramEnd"/>
-      <w:r>
-        <w:t xml:space="preserve"> a viernes</w:t>
-      </w:r>
-      <w:r>
-        <w:t xml:space="preserve"> de </w:t>
-      </w:r>
-      <w:r>
-        <w:t xml:space="preserve">09:00 </w:t>
+        <w:t xml:space="preserve"> Tarapoto es de Lunes a viernes de 09:00 </w:t>
       </w:r>
       <w:proofErr w:type="spellStart"/>
       <w:r>
@@ -687,47 +648,27 @@
       </w:r>
       <w:proofErr w:type="spellEnd"/>
       <w:r>
+        <w:t xml:space="preserve"> y Sábados de 9:00</w:t>
+      </w:r>
+      <w:r>
         <w:t xml:space="preserve"> </w:t>
       </w:r>
-      <w:r>
-        <w:t xml:space="preserve">y </w:t>
-      </w:r>
-      <w:proofErr w:type="gramStart"/>
-      <w:r>
-        <w:t>Sábados</w:t>
-      </w:r>
-      <w:proofErr w:type="gramEnd"/>
-      <w:r>
-        <w:t xml:space="preserve"> de </w:t>
-      </w:r>
-      <w:r>
-        <w:t>9:00</w:t>
+      <w:proofErr w:type="spellStart"/>
+      <w:r>
+        <w:t>a.m</w:t>
+      </w:r>
+      <w:proofErr w:type="spellEnd"/>
+      <w:r>
+        <w:t xml:space="preserve"> a 2:00</w:t>
       </w:r>
       <w:r>
         <w:t xml:space="preserve"> </w:t>
       </w:r>
       <w:proofErr w:type="spellStart"/>
       <w:r>
-        <w:t>a.m</w:t>
+        <w:t>p.m</w:t>
       </w:r>
       <w:proofErr w:type="spellEnd"/>
-      <w:r>
-        <w:t xml:space="preserve"> a 2:00</w:t>
-      </w:r>
-      <w:r>
-        <w:t xml:space="preserve"> </w:t>
-      </w:r>
-      <w:proofErr w:type="spellStart"/>
-      <w:r>
-        <w:t>p</w:t>
-      </w:r>
-      <w:r>
-        <w:t>.</w:t>
-      </w:r>
-      <w:r>
-        <w:t>m</w:t>
-      </w:r>
-      <w:proofErr w:type="spellEnd"/>
     </w:p>
     <w:p>
       <w:pPr>
@@ -750,7 +691,7 @@
         <w:jc w:val="both"/>
       </w:pPr>
       <w:r>
-        <w:t xml:space="preserve">Lo números telefónicos de la UCV campus Tarapoto son: </w:t>
+        <w:t xml:space="preserve">Lo números telefónicos de la UCV campus Tarapoto son </w:t>
       </w:r>
       <w:r>
         <w:t>01</w:t>
@@ -884,11 +825,6 @@
     </w:p>
     <w:p>
       <w:pPr>
-        <w:pStyle w:val="Prrafodelista"/>
-        <w:numPr>
-          <w:ilvl w:val="0"/>
-          <w:numId w:val="3"/>
-        </w:numPr>
         <w:jc w:val="both"/>
       </w:pPr>
       <w:r>

--- a/documentos_uni/Ubicaciones.docx
+++ b/documentos_uni/Ubicaciones.docx
@@ -632,7 +632,15 @@
       </w:r>
       <w:proofErr w:type="spellEnd"/>
       <w:r>
-        <w:t xml:space="preserve"> Tarapoto es de Lunes a viernes de 09:00 </w:t>
+        <w:t xml:space="preserve"> Tarapoto es de </w:t>
+      </w:r>
+      <w:proofErr w:type="gramStart"/>
+      <w:r>
+        <w:t>Lunes</w:t>
+      </w:r>
+      <w:proofErr w:type="gramEnd"/>
+      <w:r>
+        <w:t xml:space="preserve"> a viernes de 09:00 </w:t>
       </w:r>
       <w:proofErr w:type="spellStart"/>
       <w:r>
@@ -648,7 +656,15 @@
       </w:r>
       <w:proofErr w:type="spellEnd"/>
       <w:r>
-        <w:t xml:space="preserve"> y Sábados de 9:00</w:t>
+        <w:t xml:space="preserve"> y </w:t>
+      </w:r>
+      <w:proofErr w:type="gramStart"/>
+      <w:r>
+        <w:t>Sábados</w:t>
+      </w:r>
+      <w:proofErr w:type="gramEnd"/>
+      <w:r>
+        <w:t xml:space="preserve"> de 9:00</w:t>
       </w:r>
       <w:r>
         <w:t xml:space="preserve"> </w:t>
@@ -820,6 +836,35 @@
           <w:bCs/>
         </w:rPr>
         <w:lastRenderedPageBreak/>
+        <w:t>Restaurante y Cafetería de UCV Tarapoto</w:t>
+      </w:r>
+    </w:p>
+    <w:p>
+      <w:pPr>
+        <w:jc w:val="both"/>
+      </w:pPr>
+      <w:r>
+        <w:t>La UCV Tarapoto cuenta con dos concesionarios para atender al alumnado y plana docente, esta ubicado en el pabellón A.</w:t>
+      </w:r>
+    </w:p>
+    <w:p>
+      <w:pPr>
+        <w:jc w:val="both"/>
+      </w:pPr>
+    </w:p>
+    <w:p>
+      <w:pPr>
+        <w:jc w:val="both"/>
+        <w:rPr>
+          <w:b/>
+          <w:bCs/>
+        </w:rPr>
+      </w:pPr>
+      <w:r>
+        <w:rPr>
+          <w:b/>
+          <w:bCs/>
+        </w:rPr>
         <w:t>Frases del fundador Cesar Acuña Peralta</w:t>
       </w:r>
     </w:p>

--- a/documentos_uni/Ubicaciones.docx
+++ b/documentos_uni/Ubicaciones.docx
@@ -4,6 +4,7 @@
   <w:body>
     <w:p>
       <w:pPr>
+        <w:spacing w:after="0"/>
         <w:jc w:val="both"/>
         <w:rPr>
           <w:b/>
@@ -70,6 +71,7 @@
     </w:p>
     <w:p>
       <w:pPr>
+        <w:spacing w:after="0"/>
         <w:jc w:val="both"/>
         <w:rPr>
           <w:lang w:val="es-ES"/>
@@ -174,6 +176,16 @@
     </w:p>
     <w:p>
       <w:pPr>
+        <w:spacing w:after="0"/>
+        <w:jc w:val="both"/>
+        <w:rPr>
+          <w:lang w:val="es-ES"/>
+        </w:rPr>
+      </w:pPr>
+    </w:p>
+    <w:p>
+      <w:pPr>
+        <w:spacing w:after="0"/>
         <w:jc w:val="both"/>
         <w:rPr>
           <w:b/>
@@ -240,6 +252,7 @@
     </w:p>
     <w:p>
       <w:pPr>
+        <w:spacing w:after="0"/>
         <w:jc w:val="both"/>
         <w:rPr>
           <w:lang w:val="es-ES"/>
@@ -344,6 +357,16 @@
     </w:p>
     <w:p>
       <w:pPr>
+        <w:spacing w:after="0"/>
+        <w:jc w:val="both"/>
+        <w:rPr>
+          <w:lang w:val="es-ES"/>
+        </w:rPr>
+      </w:pPr>
+    </w:p>
+    <w:p>
+      <w:pPr>
+        <w:spacing w:after="0"/>
         <w:jc w:val="both"/>
         <w:rPr>
           <w:b/>
@@ -362,6 +385,7 @@
     </w:p>
     <w:p>
       <w:pPr>
+        <w:spacing w:after="0"/>
         <w:jc w:val="both"/>
         <w:rPr>
           <w:lang w:val="es-ES"/>
@@ -414,6 +438,16 @@
     </w:p>
     <w:p>
       <w:pPr>
+        <w:spacing w:after="0"/>
+        <w:jc w:val="both"/>
+        <w:rPr>
+          <w:lang w:val="es-ES"/>
+        </w:rPr>
+      </w:pPr>
+    </w:p>
+    <w:p>
+      <w:pPr>
+        <w:spacing w:after="0"/>
         <w:jc w:val="both"/>
       </w:pPr>
       <w:r>
@@ -452,6 +486,13 @@
     </w:p>
     <w:p>
       <w:pPr>
+        <w:spacing w:after="0"/>
+        <w:jc w:val="both"/>
+      </w:pPr>
+    </w:p>
+    <w:p>
+      <w:pPr>
+        <w:spacing w:after="0"/>
         <w:jc w:val="both"/>
       </w:pPr>
       <w:r>
@@ -467,6 +508,13 @@
     </w:p>
     <w:p>
       <w:pPr>
+        <w:spacing w:after="0"/>
+        <w:jc w:val="both"/>
+      </w:pPr>
+    </w:p>
+    <w:p>
+      <w:pPr>
+        <w:spacing w:after="0"/>
         <w:jc w:val="both"/>
         <w:rPr>
           <w:b/>
@@ -483,6 +531,7 @@
     </w:p>
     <w:p>
       <w:pPr>
+        <w:spacing w:after="0"/>
         <w:jc w:val="both"/>
       </w:pPr>
       <w:r>
@@ -491,6 +540,7 @@
     </w:p>
     <w:p>
       <w:pPr>
+        <w:spacing w:after="0"/>
         <w:jc w:val="both"/>
       </w:pPr>
       <w:r>
@@ -499,6 +549,13 @@
     </w:p>
     <w:p>
       <w:pPr>
+        <w:spacing w:after="0"/>
+        <w:jc w:val="both"/>
+      </w:pPr>
+    </w:p>
+    <w:p>
+      <w:pPr>
+        <w:spacing w:after="0"/>
         <w:jc w:val="both"/>
         <w:rPr>
           <w:b/>
@@ -522,6 +579,7 @@
     </w:p>
     <w:p>
       <w:pPr>
+        <w:spacing w:after="0"/>
         <w:jc w:val="both"/>
       </w:pPr>
       <w:r>
@@ -580,6 +638,45 @@
     </w:p>
     <w:p>
       <w:pPr>
+        <w:spacing w:after="0"/>
+        <w:jc w:val="both"/>
+      </w:pPr>
+    </w:p>
+    <w:p>
+      <w:pPr>
+        <w:spacing w:after="0"/>
+        <w:jc w:val="both"/>
+        <w:rPr>
+          <w:b/>
+          <w:bCs/>
+        </w:rPr>
+      </w:pPr>
+      <w:r>
+        <w:rPr>
+          <w:b/>
+          <w:bCs/>
+        </w:rPr>
+        <w:t>Responsable del Laboratorio de Fabricación Digital FABLAB</w:t>
+      </w:r>
+    </w:p>
+    <w:p>
+      <w:pPr>
+        <w:spacing w:after="0"/>
+        <w:jc w:val="both"/>
+      </w:pPr>
+      <w:r>
+        <w:t>El responsable del laboratorio de fabricación digital FABLAB es el ingeniero Abel Inocente Chavez, es un profesional calificado en el diseño e implementación de proyectos tecnológicos.</w:t>
+      </w:r>
+    </w:p>
+    <w:p>
+      <w:pPr>
+        <w:spacing w:after="0"/>
+        <w:jc w:val="both"/>
+      </w:pPr>
+    </w:p>
+    <w:p>
+      <w:pPr>
+        <w:spacing w:after="0"/>
         <w:jc w:val="both"/>
         <w:rPr>
           <w:b/>
@@ -621,6 +718,7 @@
     </w:p>
     <w:p>
       <w:pPr>
+        <w:spacing w:after="0"/>
         <w:jc w:val="both"/>
       </w:pPr>
       <w:r>
@@ -632,15 +730,7 @@
       </w:r>
       <w:proofErr w:type="spellEnd"/>
       <w:r>
-        <w:t xml:space="preserve"> Tarapoto es de </w:t>
-      </w:r>
-      <w:proofErr w:type="gramStart"/>
-      <w:r>
-        <w:t>Lunes</w:t>
-      </w:r>
-      <w:proofErr w:type="gramEnd"/>
-      <w:r>
-        <w:t xml:space="preserve"> a viernes de 09:00 </w:t>
+        <w:t xml:space="preserve"> Tarapoto es de Lunes a viernes de 09:00 </w:t>
       </w:r>
       <w:proofErr w:type="spellStart"/>
       <w:r>
@@ -656,15 +746,7 @@
       </w:r>
       <w:proofErr w:type="spellEnd"/>
       <w:r>
-        <w:t xml:space="preserve"> y </w:t>
-      </w:r>
-      <w:proofErr w:type="gramStart"/>
-      <w:r>
-        <w:t>Sábados</w:t>
-      </w:r>
-      <w:proofErr w:type="gramEnd"/>
-      <w:r>
-        <w:t xml:space="preserve"> de 9:00</w:t>
+        <w:t xml:space="preserve"> y Sábados de 9:00</w:t>
       </w:r>
       <w:r>
         <w:t xml:space="preserve"> </w:t>
@@ -688,6 +770,13 @@
     </w:p>
     <w:p>
       <w:pPr>
+        <w:spacing w:after="0"/>
+        <w:jc w:val="both"/>
+      </w:pPr>
+    </w:p>
+    <w:p>
+      <w:pPr>
+        <w:spacing w:after="0"/>
         <w:jc w:val="both"/>
         <w:rPr>
           <w:b/>
@@ -704,6 +793,7 @@
     </w:p>
     <w:p>
       <w:pPr>
+        <w:spacing w:after="0"/>
         <w:jc w:val="both"/>
       </w:pPr>
       <w:r>
@@ -730,8 +820,14 @@
       <w:r>
         <w:t>342</w:t>
       </w:r>
-      <w:r>
-        <w:t xml:space="preserve">, </w:t>
+    </w:p>
+    <w:p>
+      <w:pPr>
+        <w:spacing w:after="0"/>
+        <w:jc w:val="both"/>
+      </w:pPr>
+      <w:r>
+        <w:t xml:space="preserve"> </w:t>
       </w:r>
       <w:proofErr w:type="spellStart"/>
       <w:r>
@@ -739,12 +835,15 @@
       </w:r>
       <w:proofErr w:type="spellEnd"/>
       <w:r>
-        <w:t>: 51 12</w:t>
-      </w:r>
-      <w:r>
         <w:t xml:space="preserve"> </w:t>
       </w:r>
       <w:r>
+        <w:t xml:space="preserve"> 51 12</w:t>
+      </w:r>
+      <w:r>
+        <w:t xml:space="preserve"> </w:t>
+      </w:r>
+      <w:r>
         <w:t>02</w:t>
       </w:r>
       <w:r>
@@ -762,17 +861,25 @@
     </w:p>
     <w:p>
       <w:pPr>
-        <w:jc w:val="both"/>
-        <w:rPr>
-          <w:b/>
-          <w:bCs/>
-        </w:rPr>
-      </w:pPr>
-      <w:r>
-        <w:rPr>
-          <w:b/>
-          <w:bCs/>
-        </w:rPr>
+        <w:spacing w:after="0"/>
+        <w:jc w:val="both"/>
+      </w:pPr>
+    </w:p>
+    <w:p>
+      <w:pPr>
+        <w:spacing w:after="0"/>
+        <w:jc w:val="both"/>
+        <w:rPr>
+          <w:b/>
+          <w:bCs/>
+        </w:rPr>
+      </w:pPr>
+      <w:r>
+        <w:rPr>
+          <w:b/>
+          <w:bCs/>
+        </w:rPr>
+        <w:lastRenderedPageBreak/>
         <w:t xml:space="preserve">Dirección </w:t>
       </w:r>
       <w:r>
@@ -792,13 +899,26 @@
     </w:p>
     <w:p>
       <w:pPr>
+        <w:spacing w:after="0"/>
         <w:jc w:val="both"/>
       </w:pPr>
       <w:r>
         <w:t xml:space="preserve">Autopista </w:t>
       </w:r>
       <w:r>
-        <w:t>Belaunde Terry Km 8.5</w:t>
+        <w:t>Belaunde Terry K</w:t>
+      </w:r>
+      <w:r>
+        <w:t>il</w:t>
+      </w:r>
+      <w:r>
+        <w:t>ó</w:t>
+      </w:r>
+      <w:r>
+        <w:t>metro</w:t>
+      </w:r>
+      <w:r>
+        <w:t xml:space="preserve"> 8.5</w:t>
       </w:r>
       <w:r>
         <w:t>,</w:t>
@@ -806,6 +926,9 @@
       <w:r>
         <w:t xml:space="preserve"> </w:t>
       </w:r>
+      <w:r>
+        <w:t xml:space="preserve"> </w:t>
+      </w:r>
       <w:proofErr w:type="spellStart"/>
       <w:r>
         <w:t>Cacatachi</w:t>
@@ -814,33 +937,30 @@
     </w:p>
     <w:p>
       <w:pPr>
-        <w:jc w:val="both"/>
-      </w:pPr>
-    </w:p>
-    <w:p>
-      <w:pPr>
-        <w:jc w:val="both"/>
-      </w:pPr>
-    </w:p>
-    <w:p>
-      <w:pPr>
-        <w:jc w:val="both"/>
-        <w:rPr>
-          <w:b/>
-          <w:bCs/>
-        </w:rPr>
-      </w:pPr>
-      <w:r>
-        <w:rPr>
-          <w:b/>
-          <w:bCs/>
-        </w:rPr>
-        <w:lastRenderedPageBreak/>
+        <w:spacing w:after="0"/>
+        <w:jc w:val="both"/>
+      </w:pPr>
+    </w:p>
+    <w:p>
+      <w:pPr>
+        <w:spacing w:after="0"/>
+        <w:jc w:val="both"/>
+        <w:rPr>
+          <w:b/>
+          <w:bCs/>
+        </w:rPr>
+      </w:pPr>
+      <w:r>
+        <w:rPr>
+          <w:b/>
+          <w:bCs/>
+        </w:rPr>
         <w:t>Restaurante y Cafetería de UCV Tarapoto</w:t>
       </w:r>
     </w:p>
     <w:p>
       <w:pPr>
+        <w:spacing w:after="0"/>
         <w:jc w:val="both"/>
       </w:pPr>
       <w:r>
@@ -849,11 +969,13 @@
     </w:p>
     <w:p>
       <w:pPr>
-        <w:jc w:val="both"/>
-      </w:pPr>
-    </w:p>
-    <w:p>
-      <w:pPr>
+        <w:spacing w:after="0"/>
+        <w:jc w:val="both"/>
+      </w:pPr>
+    </w:p>
+    <w:p>
+      <w:pPr>
+        <w:spacing w:after="0"/>
         <w:jc w:val="both"/>
         <w:rPr>
           <w:b/>
@@ -870,6 +992,7 @@
     </w:p>
     <w:p>
       <w:pPr>
+        <w:spacing w:after="0"/>
         <w:jc w:val="both"/>
       </w:pPr>
       <w:r>

--- a/documentos_uni/Ubicaciones.docx
+++ b/documentos_uni/Ubicaciones.docx
@@ -93,7 +93,7 @@
         <w:rPr>
           <w:lang w:val="es-ES"/>
         </w:rPr>
-        <w:t xml:space="preserve"> se encuentra en el pabellón A</w:t>
+        <w:t xml:space="preserve"> se encuentra en el pabellón</w:t>
       </w:r>
       <w:r>
         <w:rPr>
@@ -105,6 +105,18 @@
         <w:rPr>
           <w:lang w:val="es-ES"/>
         </w:rPr>
+        <w:t xml:space="preserve"> A</w:t>
+      </w:r>
+      <w:r>
+        <w:rPr>
+          <w:lang w:val="es-ES"/>
+        </w:rPr>
+        <w:t>;</w:t>
+      </w:r>
+      <w:r>
+        <w:rPr>
+          <w:lang w:val="es-ES"/>
+        </w:rPr>
         <w:t xml:space="preserve"> </w:t>
       </w:r>
       <w:r>
@@ -401,22 +413,44 @@
         <w:rPr>
           <w:lang w:val="es-ES"/>
         </w:rPr>
-        <w:t xml:space="preserve">cesar vallejo campus Tarapoto </w:t>
-      </w:r>
-      <w:r>
-        <w:rPr>
-          <w:lang w:val="es-ES"/>
-        </w:rPr>
-        <w:t xml:space="preserve">es el </w:t>
-      </w:r>
-      <w:proofErr w:type="spellStart"/>
-      <w:r>
-        <w:rPr>
-          <w:lang w:val="es-ES"/>
-        </w:rPr>
-        <w:t>Majister</w:t>
-      </w:r>
-      <w:proofErr w:type="spellEnd"/>
+        <w:t>cesar vallejo</w:t>
+      </w:r>
+      <w:r>
+        <w:rPr>
+          <w:lang w:val="es-ES"/>
+        </w:rPr>
+        <w:t>,</w:t>
+      </w:r>
+      <w:r>
+        <w:rPr>
+          <w:lang w:val="es-ES"/>
+        </w:rPr>
+        <w:t xml:space="preserve"> campus Tarapoto</w:t>
+      </w:r>
+      <w:r>
+        <w:rPr>
+          <w:lang w:val="es-ES"/>
+        </w:rPr>
+        <w:t>,</w:t>
+      </w:r>
+      <w:r>
+        <w:rPr>
+          <w:lang w:val="es-ES"/>
+        </w:rPr>
+        <w:t xml:space="preserve"> </w:t>
+      </w:r>
+      <w:r>
+        <w:rPr>
+          <w:lang w:val="es-ES"/>
+        </w:rPr>
+        <w:t>es el Majister</w:t>
+      </w:r>
+      <w:r>
+        <w:rPr>
+          <w:lang w:val="es-ES"/>
+        </w:rPr>
+        <w:t>,</w:t>
+      </w:r>
       <w:r>
         <w:rPr>
           <w:lang w:val="es-ES"/>
@@ -455,10 +489,36 @@
           <w:b/>
           <w:bCs/>
         </w:rPr>
-        <w:t>¿Cómo me conecto a la red de la universidad?</w:t>
-      </w:r>
-      <w:r>
-        <w:t xml:space="preserve"> Para conectarte a la red</w:t>
+        <w:t>¿Cómo me conecto a la red</w:t>
+      </w:r>
+      <w:r>
+        <w:rPr>
+          <w:b/>
+          <w:bCs/>
+        </w:rPr>
+        <w:t xml:space="preserve"> wifi</w:t>
+      </w:r>
+      <w:r>
+        <w:rPr>
+          <w:b/>
+          <w:bCs/>
+        </w:rPr>
+        <w:t xml:space="preserve"> de la universidad?</w:t>
+      </w:r>
+      <w:r>
+        <w:t xml:space="preserve"> </w:t>
+      </w:r>
+    </w:p>
+    <w:p>
+      <w:pPr>
+        <w:spacing w:after="0"/>
+        <w:jc w:val="both"/>
+      </w:pPr>
+      <w:r>
+        <w:t>Para conectarte a la red</w:t>
+      </w:r>
+      <w:r>
+        <w:t xml:space="preserve"> wifi</w:t>
       </w:r>
       <w:r>
         <w:t xml:space="preserve"> </w:t>
@@ -469,16 +529,23 @@
       <w:r>
         <w:t xml:space="preserve">somos </w:t>
       </w:r>
-      <w:proofErr w:type="spellStart"/>
-      <w:r>
-        <w:t>ucv</w:t>
-      </w:r>
-      <w:proofErr w:type="spellEnd"/>
+      <w:r>
+        <w:t>UCV</w:t>
+      </w:r>
       <w:r>
         <w:t>"</w:t>
       </w:r>
       <w:r>
-        <w:t>, es una red abierta</w:t>
+        <w:t>;</w:t>
+      </w:r>
+      <w:r>
+        <w:t xml:space="preserve"> es una red abierta</w:t>
+      </w:r>
+      <w:r>
+        <w:t xml:space="preserve"> sin clave</w:t>
+      </w:r>
+      <w:r>
+        <w:t>, pero segura dentro del campus</w:t>
       </w:r>
       <w:r>
         <w:t>.</w:t>
@@ -535,39 +602,77 @@
         <w:jc w:val="both"/>
       </w:pPr>
       <w:r>
-        <w:t>A inicios del año 2005, nuestro fundador, César Acuña Peralta y su equipo de trabajo decidieron gestar una de las primeras universidades privadas en la Amazonía peruana. Así nació la sede de Tarapoto, en la región San Martín. El 12 de mayo de 2005 bajo el sello del Pleno de la entonces Asamblea Nacional de Rectores, que resolvió autorizar el funcionamiento del campus.</w:t>
-      </w:r>
-    </w:p>
-    <w:p>
-      <w:pPr>
-        <w:spacing w:after="0"/>
-        <w:jc w:val="both"/>
-      </w:pPr>
-      <w:r>
-        <w:t xml:space="preserve">Al 2021, se contaba con casi 7000 alumnos entre pregrado, SUBE y posgrado, con docentes e infraestructura de calidad para las familias amazónicas. </w:t>
-      </w:r>
-    </w:p>
-    <w:p>
-      <w:pPr>
-        <w:spacing w:after="0"/>
-        <w:jc w:val="both"/>
-      </w:pPr>
-    </w:p>
-    <w:p>
-      <w:pPr>
-        <w:spacing w:after="0"/>
-        <w:jc w:val="both"/>
-        <w:rPr>
-          <w:b/>
-          <w:bCs/>
-        </w:rPr>
-      </w:pPr>
-      <w:r>
-        <w:rPr>
-          <w:b/>
-          <w:bCs/>
-        </w:rPr>
-        <w:t xml:space="preserve">Laboratorio FABLAB </w:t>
+        <w:t>A inicios del año 2005, nuestro fundador, César Acuña Peralta y su equipo de trabajo</w:t>
+      </w:r>
+      <w:r>
+        <w:t>,</w:t>
+      </w:r>
+      <w:r>
+        <w:t xml:space="preserve"> decidieron gestar una de las primeras universidades privadas en la Amazonía peruana. Así nació la sede de Tarapoto, en la región San Martín. El 12 de mayo de 2005</w:t>
+      </w:r>
+      <w:r>
+        <w:t>,</w:t>
+      </w:r>
+      <w:r>
+        <w:t xml:space="preserve"> bajo el sello del Pleno de la entonces Asamblea Nacional de Rectores, que resolvió autorizar el funcionamiento del campus.</w:t>
+      </w:r>
+    </w:p>
+    <w:p>
+      <w:pPr>
+        <w:spacing w:after="0"/>
+        <w:jc w:val="both"/>
+      </w:pPr>
+      <w:r>
+        <w:t xml:space="preserve">Al 2021, se contaba con casi </w:t>
+      </w:r>
+      <w:r>
+        <w:t>¡</w:t>
+      </w:r>
+      <w:r>
+        <w:t>7000 alumnos</w:t>
+      </w:r>
+      <w:r>
+        <w:t>!</w:t>
+      </w:r>
+      <w:r>
+        <w:t xml:space="preserve"> entre pregrado, SUBE y posgrado, con docentes e infraestructura de calidad para las familias amazónicas. </w:t>
+      </w:r>
+    </w:p>
+    <w:p>
+      <w:pPr>
+        <w:spacing w:after="0"/>
+        <w:jc w:val="both"/>
+      </w:pPr>
+    </w:p>
+    <w:p>
+      <w:pPr>
+        <w:spacing w:after="0"/>
+        <w:jc w:val="both"/>
+        <w:rPr>
+          <w:b/>
+          <w:bCs/>
+        </w:rPr>
+      </w:pPr>
+      <w:r>
+        <w:rPr>
+          <w:b/>
+          <w:bCs/>
+        </w:rPr>
+        <w:t xml:space="preserve">Laboratorio </w:t>
+      </w:r>
+      <w:r>
+        <w:rPr>
+          <w:b/>
+          <w:bCs/>
+        </w:rPr>
+        <w:t>fablab</w:t>
+      </w:r>
+      <w:r>
+        <w:rPr>
+          <w:b/>
+          <w:bCs/>
+        </w:rPr>
+        <w:t xml:space="preserve"> </w:t>
       </w:r>
       <w:r>
         <w:rPr>
@@ -601,7 +706,13 @@
         <w:t xml:space="preserve"> Laboratorio de Fabricación Digital</w:t>
       </w:r>
       <w:r>
-        <w:t xml:space="preserve"> FABLAB</w:t>
+        <w:t>,</w:t>
+      </w:r>
+      <w:r>
+        <w:t xml:space="preserve"> </w:t>
+      </w:r>
+      <w:r>
+        <w:t>fablab</w:t>
       </w:r>
       <w:r>
         <w:t xml:space="preserve">, </w:t>
@@ -616,89 +727,304 @@
         <w:t xml:space="preserve"> de última generación</w:t>
       </w:r>
       <w:r>
-        <w:t>, cortadoras láser, escáner 3D, lentes de realidad virtual,</w:t>
+        <w:t xml:space="preserve">, cortadoras láser, escáner 3D, </w:t>
+      </w:r>
+      <w:r>
+        <w:t>¡</w:t>
+      </w:r>
+      <w:r>
+        <w:t>lentes de realidad virtual</w:t>
+      </w:r>
+      <w:r>
+        <w:t>!</w:t>
+      </w:r>
+      <w:r>
+        <w:t>,</w:t>
       </w:r>
       <w:r>
         <w:t xml:space="preserve"> pizarra interactiva,</w:t>
       </w:r>
       <w:r>
-        <w:t xml:space="preserve"> entre otros. Somos el primer campus en contar con un </w:t>
-      </w:r>
-      <w:proofErr w:type="spellStart"/>
-      <w:r>
-        <w:t>FabLab</w:t>
-      </w:r>
-      <w:proofErr w:type="spellEnd"/>
-      <w:r>
-        <w:t xml:space="preserve"> acreditado.</w:t>
-      </w:r>
-      <w:r>
-        <w:t xml:space="preserve"> Se encuentra ubicado en el tercer piso del pabellón B.</w:t>
-      </w:r>
-    </w:p>
-    <w:p>
-      <w:pPr>
-        <w:spacing w:after="0"/>
-        <w:jc w:val="both"/>
-      </w:pPr>
-    </w:p>
-    <w:p>
-      <w:pPr>
-        <w:spacing w:after="0"/>
-        <w:jc w:val="both"/>
-        <w:rPr>
-          <w:b/>
-          <w:bCs/>
-        </w:rPr>
-      </w:pPr>
-      <w:r>
-        <w:rPr>
-          <w:b/>
-          <w:bCs/>
-        </w:rPr>
-        <w:t>Responsable del Laboratorio de Fabricación Digital FABLAB</w:t>
-      </w:r>
-    </w:p>
-    <w:p>
-      <w:pPr>
-        <w:spacing w:after="0"/>
-        <w:jc w:val="both"/>
-      </w:pPr>
-      <w:r>
-        <w:t>El responsable del laboratorio de fabricación digital FABLAB es el ingeniero Abel Inocente Chavez, es un profesional calificado en el diseño e implementación de proyectos tecnológicos.</w:t>
-      </w:r>
-    </w:p>
-    <w:p>
-      <w:pPr>
-        <w:spacing w:after="0"/>
-        <w:jc w:val="both"/>
-      </w:pPr>
-    </w:p>
-    <w:p>
-      <w:pPr>
-        <w:spacing w:after="0"/>
-        <w:jc w:val="both"/>
-        <w:rPr>
-          <w:b/>
-          <w:bCs/>
-        </w:rPr>
-      </w:pPr>
-      <w:r>
-        <w:rPr>
-          <w:b/>
-          <w:bCs/>
-        </w:rPr>
-        <w:t xml:space="preserve">Horarios de atención de la </w:t>
-      </w:r>
-      <w:proofErr w:type="spellStart"/>
-      <w:r>
-        <w:rPr>
-          <w:b/>
-          <w:bCs/>
-        </w:rPr>
-        <w:t>ucv</w:t>
-      </w:r>
-      <w:proofErr w:type="spellEnd"/>
+        <w:t xml:space="preserve"> entre otros. Somos el primer campus en contar con un FabLab acreditado.</w:t>
+      </w:r>
+      <w:r>
+        <w:t xml:space="preserve"> Se encuentra ubicado en el tercer piso del pabellón</w:t>
+      </w:r>
+      <w:r>
+        <w:t>,</w:t>
+      </w:r>
+      <w:r>
+        <w:t xml:space="preserve"> B.</w:t>
+      </w:r>
+    </w:p>
+    <w:p>
+      <w:pPr>
+        <w:spacing w:after="0"/>
+        <w:jc w:val="both"/>
+      </w:pPr>
+    </w:p>
+    <w:p>
+      <w:pPr>
+        <w:spacing w:after="0"/>
+        <w:jc w:val="both"/>
+        <w:rPr>
+          <w:b/>
+          <w:bCs/>
+        </w:rPr>
+      </w:pPr>
+      <w:r>
+        <w:rPr>
+          <w:b/>
+          <w:bCs/>
+        </w:rPr>
+        <w:t xml:space="preserve">Responsable del Laboratorio de Fabricación Digital </w:t>
+      </w:r>
+      <w:r>
+        <w:rPr>
+          <w:b/>
+          <w:bCs/>
+        </w:rPr>
+        <w:t>fablab</w:t>
+      </w:r>
+    </w:p>
+    <w:p>
+      <w:pPr>
+        <w:spacing w:after="0"/>
+        <w:jc w:val="both"/>
+      </w:pPr>
+      <w:r>
+        <w:t>El responsable del laboratorio de fabricación digital</w:t>
+      </w:r>
+      <w:r>
+        <w:t>,</w:t>
+      </w:r>
+      <w:r>
+        <w:t xml:space="preserve"> </w:t>
+      </w:r>
+      <w:r>
+        <w:t>fablab</w:t>
+      </w:r>
+      <w:r>
+        <w:t>,</w:t>
+      </w:r>
+      <w:r>
+        <w:t xml:space="preserve"> es el ingeniero Abel Inocente Chavez, es un profesional calificado</w:t>
+      </w:r>
+      <w:r>
+        <w:t>,</w:t>
+      </w:r>
+      <w:r>
+        <w:t xml:space="preserve"> en el diseño e implementación de proyectos tecnológicos.</w:t>
+      </w:r>
+    </w:p>
+    <w:p>
+      <w:pPr>
+        <w:spacing w:after="0"/>
+        <w:jc w:val="both"/>
+      </w:pPr>
+    </w:p>
+    <w:p>
+      <w:pPr>
+        <w:spacing w:after="0"/>
+        <w:jc w:val="both"/>
+        <w:rPr>
+          <w:b/>
+          <w:bCs/>
+        </w:rPr>
+      </w:pPr>
+      <w:r>
+        <w:rPr>
+          <w:b/>
+          <w:bCs/>
+        </w:rPr>
+        <w:t>Horarios de atención de la ucv campus tarapoto</w:t>
+      </w:r>
+    </w:p>
+    <w:p>
+      <w:pPr>
+        <w:spacing w:after="0"/>
+        <w:jc w:val="both"/>
+      </w:pPr>
+      <w:r>
+        <w:t>El horario de atención</w:t>
+      </w:r>
+      <w:r>
+        <w:t>,</w:t>
+      </w:r>
+      <w:r>
+        <w:t xml:space="preserve"> de la ucv Tarapoto</w:t>
+      </w:r>
+      <w:r>
+        <w:t>:</w:t>
+      </w:r>
+      <w:r>
+        <w:t xml:space="preserve"> </w:t>
+      </w:r>
+      <w:r>
+        <w:t>E</w:t>
+      </w:r>
+      <w:r>
+        <w:t xml:space="preserve">s de </w:t>
+      </w:r>
+      <w:r>
+        <w:t>lunes</w:t>
+      </w:r>
+      <w:r>
+        <w:t xml:space="preserve"> a viernes de 09:00 a.m a 8:00 p.m y Sábados de 9:00</w:t>
+      </w:r>
+      <w:r>
+        <w:t xml:space="preserve"> </w:t>
+      </w:r>
+      <w:r>
+        <w:t>a.m a 2:00</w:t>
+      </w:r>
+      <w:r>
+        <w:t xml:space="preserve"> </w:t>
+      </w:r>
+      <w:r>
+        <w:t>p.m</w:t>
+      </w:r>
+    </w:p>
+    <w:p>
+      <w:pPr>
+        <w:spacing w:after="0"/>
+        <w:jc w:val="both"/>
+      </w:pPr>
+    </w:p>
+    <w:p>
+      <w:pPr>
+        <w:spacing w:after="0"/>
+        <w:jc w:val="both"/>
+        <w:rPr>
+          <w:b/>
+          <w:bCs/>
+        </w:rPr>
+      </w:pPr>
+      <w:r>
+        <w:rPr>
+          <w:b/>
+          <w:bCs/>
+        </w:rPr>
+        <w:t>Central telefónica</w:t>
+      </w:r>
+    </w:p>
+    <w:p>
+      <w:pPr>
+        <w:spacing w:after="0"/>
+        <w:jc w:val="both"/>
+      </w:pPr>
+      <w:r>
+        <w:t xml:space="preserve">Lo números telefónicos de la </w:t>
+      </w:r>
+      <w:r>
+        <w:t>universidad cesar vallejo,</w:t>
+      </w:r>
+      <w:r>
+        <w:t xml:space="preserve"> campus Tarapoto son</w:t>
+      </w:r>
+      <w:r>
+        <w:t>:</w:t>
+      </w:r>
+      <w:r>
+        <w:t xml:space="preserve"> </w:t>
+      </w:r>
+      <w:r>
+        <w:t>01</w:t>
+      </w:r>
+      <w:r>
+        <w:t xml:space="preserve"> </w:t>
+      </w:r>
+      <w:r>
+        <w:t>20</w:t>
+      </w:r>
+      <w:r>
+        <w:t xml:space="preserve"> </w:t>
+      </w:r>
+      <w:r>
+        <w:t>24</w:t>
+      </w:r>
+      <w:r>
+        <w:t xml:space="preserve"> </w:t>
+      </w:r>
+      <w:r>
+        <w:t>342</w:t>
+      </w:r>
+      <w:r>
+        <w:t>,</w:t>
+      </w:r>
+    </w:p>
+    <w:p>
+      <w:pPr>
+        <w:spacing w:after="0"/>
+        <w:jc w:val="both"/>
+      </w:pPr>
+      <w:r>
+        <w:t xml:space="preserve"> </w:t>
+      </w:r>
+      <w:r>
+        <w:t>Whatsapp</w:t>
+      </w:r>
+      <w:r>
+        <w:t xml:space="preserve"> </w:t>
+      </w:r>
+      <w:r>
+        <w:t xml:space="preserve"> 51 12</w:t>
+      </w:r>
+      <w:r>
+        <w:t xml:space="preserve"> </w:t>
+      </w:r>
+      <w:r>
+        <w:t>02</w:t>
+      </w:r>
+      <w:r>
+        <w:t xml:space="preserve"> </w:t>
+      </w:r>
+      <w:r>
+        <w:t>43</w:t>
+      </w:r>
+      <w:r>
+        <w:t xml:space="preserve"> </w:t>
+      </w:r>
+      <w:r>
+        <w:t>42</w:t>
+      </w:r>
+    </w:p>
+    <w:p>
+      <w:pPr>
+        <w:spacing w:after="0"/>
+        <w:jc w:val="both"/>
+      </w:pPr>
+    </w:p>
+    <w:p>
+      <w:pPr>
+        <w:spacing w:after="0"/>
+        <w:jc w:val="both"/>
+        <w:rPr>
+          <w:b/>
+          <w:bCs/>
+        </w:rPr>
+      </w:pPr>
+      <w:r>
+        <w:rPr>
+          <w:b/>
+          <w:bCs/>
+        </w:rPr>
+        <w:t xml:space="preserve">Dirección </w:t>
+      </w:r>
+      <w:r>
+        <w:rPr>
+          <w:b/>
+          <w:bCs/>
+        </w:rPr>
+        <w:t>de la U</w:t>
+      </w:r>
+      <w:r>
+        <w:rPr>
+          <w:b/>
+          <w:bCs/>
+        </w:rPr>
+        <w:t>niversidad cesar vallejo</w:t>
+      </w:r>
       <w:r>
         <w:rPr>
           <w:b/>
@@ -706,189 +1032,6 @@
         </w:rPr>
         <w:t xml:space="preserve"> campus </w:t>
       </w:r>
-      <w:proofErr w:type="spellStart"/>
-      <w:r>
-        <w:rPr>
-          <w:b/>
-          <w:bCs/>
-        </w:rPr>
-        <w:t>tarapoto</w:t>
-      </w:r>
-      <w:proofErr w:type="spellEnd"/>
-    </w:p>
-    <w:p>
-      <w:pPr>
-        <w:spacing w:after="0"/>
-        <w:jc w:val="both"/>
-      </w:pPr>
-      <w:r>
-        <w:t xml:space="preserve">El horario de atención de la </w:t>
-      </w:r>
-      <w:proofErr w:type="spellStart"/>
-      <w:r>
-        <w:t>ucv</w:t>
-      </w:r>
-      <w:proofErr w:type="spellEnd"/>
-      <w:r>
-        <w:t xml:space="preserve"> Tarapoto es de Lunes a viernes de 09:00 </w:t>
-      </w:r>
-      <w:proofErr w:type="spellStart"/>
-      <w:r>
-        <w:t>a.m</w:t>
-      </w:r>
-      <w:proofErr w:type="spellEnd"/>
-      <w:r>
-        <w:t xml:space="preserve"> a 8:00 </w:t>
-      </w:r>
-      <w:proofErr w:type="spellStart"/>
-      <w:r>
-        <w:t>p.m</w:t>
-      </w:r>
-      <w:proofErr w:type="spellEnd"/>
-      <w:r>
-        <w:t xml:space="preserve"> y Sábados de 9:00</w:t>
-      </w:r>
-      <w:r>
-        <w:t xml:space="preserve"> </w:t>
-      </w:r>
-      <w:proofErr w:type="spellStart"/>
-      <w:r>
-        <w:t>a.m</w:t>
-      </w:r>
-      <w:proofErr w:type="spellEnd"/>
-      <w:r>
-        <w:t xml:space="preserve"> a 2:00</w:t>
-      </w:r>
-      <w:r>
-        <w:t xml:space="preserve"> </w:t>
-      </w:r>
-      <w:proofErr w:type="spellStart"/>
-      <w:r>
-        <w:t>p.m</w:t>
-      </w:r>
-      <w:proofErr w:type="spellEnd"/>
-    </w:p>
-    <w:p>
-      <w:pPr>
-        <w:spacing w:after="0"/>
-        <w:jc w:val="both"/>
-      </w:pPr>
-    </w:p>
-    <w:p>
-      <w:pPr>
-        <w:spacing w:after="0"/>
-        <w:jc w:val="both"/>
-        <w:rPr>
-          <w:b/>
-          <w:bCs/>
-        </w:rPr>
-      </w:pPr>
-      <w:r>
-        <w:rPr>
-          <w:b/>
-          <w:bCs/>
-        </w:rPr>
-        <w:t>Central telefónica</w:t>
-      </w:r>
-    </w:p>
-    <w:p>
-      <w:pPr>
-        <w:spacing w:after="0"/>
-        <w:jc w:val="both"/>
-      </w:pPr>
-      <w:r>
-        <w:t xml:space="preserve">Lo números telefónicos de la UCV campus Tarapoto son </w:t>
-      </w:r>
-      <w:r>
-        <w:t>01</w:t>
-      </w:r>
-      <w:r>
-        <w:t xml:space="preserve"> </w:t>
-      </w:r>
-      <w:r>
-        <w:t>20</w:t>
-      </w:r>
-      <w:r>
-        <w:t xml:space="preserve"> </w:t>
-      </w:r>
-      <w:r>
-        <w:t>24</w:t>
-      </w:r>
-      <w:r>
-        <w:t xml:space="preserve"> </w:t>
-      </w:r>
-      <w:r>
-        <w:t>342</w:t>
-      </w:r>
-    </w:p>
-    <w:p>
-      <w:pPr>
-        <w:spacing w:after="0"/>
-        <w:jc w:val="both"/>
-      </w:pPr>
-      <w:r>
-        <w:t xml:space="preserve"> </w:t>
-      </w:r>
-      <w:proofErr w:type="spellStart"/>
-      <w:r>
-        <w:t>Whatsapp</w:t>
-      </w:r>
-      <w:proofErr w:type="spellEnd"/>
-      <w:r>
-        <w:t xml:space="preserve"> </w:t>
-      </w:r>
-      <w:r>
-        <w:t xml:space="preserve"> 51 12</w:t>
-      </w:r>
-      <w:r>
-        <w:t xml:space="preserve"> </w:t>
-      </w:r>
-      <w:r>
-        <w:t>02</w:t>
-      </w:r>
-      <w:r>
-        <w:t xml:space="preserve"> </w:t>
-      </w:r>
-      <w:r>
-        <w:t>43</w:t>
-      </w:r>
-      <w:r>
-        <w:t xml:space="preserve"> </w:t>
-      </w:r>
-      <w:r>
-        <w:t>42</w:t>
-      </w:r>
-    </w:p>
-    <w:p>
-      <w:pPr>
-        <w:spacing w:after="0"/>
-        <w:jc w:val="both"/>
-      </w:pPr>
-    </w:p>
-    <w:p>
-      <w:pPr>
-        <w:spacing w:after="0"/>
-        <w:jc w:val="both"/>
-        <w:rPr>
-          <w:b/>
-          <w:bCs/>
-        </w:rPr>
-      </w:pPr>
-      <w:r>
-        <w:rPr>
-          <w:b/>
-          <w:bCs/>
-        </w:rPr>
-        <w:lastRenderedPageBreak/>
-        <w:t xml:space="preserve">Dirección </w:t>
-      </w:r>
-      <w:r>
-        <w:rPr>
-          <w:b/>
-          <w:bCs/>
-        </w:rPr>
-        <w:t xml:space="preserve">de la UCV campus </w:t>
-      </w:r>
       <w:r>
         <w:rPr>
           <w:b/>
@@ -906,7 +1049,16 @@
         <w:t xml:space="preserve">Autopista </w:t>
       </w:r>
       <w:r>
-        <w:t>Belaunde Terry K</w:t>
+        <w:t>Belaunde Terry</w:t>
+      </w:r>
+      <w:r>
+        <w:t>,</w:t>
+      </w:r>
+      <w:r>
+        <w:t xml:space="preserve"> </w:t>
+      </w:r>
+      <w:r>
+        <w:t>k</w:t>
       </w:r>
       <w:r>
         <w:t>il</w:t>
@@ -927,44 +1079,101 @@
         <w:t xml:space="preserve"> </w:t>
       </w:r>
       <w:r>
-        <w:t xml:space="preserve"> </w:t>
-      </w:r>
-      <w:proofErr w:type="spellStart"/>
-      <w:r>
-        <w:t>Cacatachi</w:t>
-      </w:r>
-      <w:proofErr w:type="spellEnd"/>
-    </w:p>
-    <w:p>
-      <w:pPr>
-        <w:spacing w:after="0"/>
-        <w:jc w:val="both"/>
-      </w:pPr>
-    </w:p>
-    <w:p>
-      <w:pPr>
-        <w:spacing w:after="0"/>
-        <w:jc w:val="both"/>
-        <w:rPr>
-          <w:b/>
-          <w:bCs/>
-        </w:rPr>
-      </w:pPr>
-      <w:r>
-        <w:rPr>
-          <w:b/>
-          <w:bCs/>
-        </w:rPr>
-        <w:t>Restaurante y Cafetería de UCV Tarapoto</w:t>
-      </w:r>
-    </w:p>
-    <w:p>
-      <w:pPr>
-        <w:spacing w:after="0"/>
-        <w:jc w:val="both"/>
-      </w:pPr>
-      <w:r>
-        <w:t>La UCV Tarapoto cuenta con dos concesionarios para atender al alumnado y plana docente, esta ubicado en el pabellón A.</w:t>
+        <w:t>distrito de c</w:t>
+      </w:r>
+      <w:r>
+        <w:t>acatachi</w:t>
+      </w:r>
+      <w:r>
+        <w:t>.</w:t>
+      </w:r>
+    </w:p>
+    <w:p>
+      <w:pPr>
+        <w:spacing w:after="0"/>
+        <w:jc w:val="both"/>
+      </w:pPr>
+    </w:p>
+    <w:p>
+      <w:pPr>
+        <w:spacing w:after="0"/>
+        <w:jc w:val="both"/>
+        <w:rPr>
+          <w:b/>
+          <w:bCs/>
+        </w:rPr>
+      </w:pPr>
+      <w:r>
+        <w:rPr>
+          <w:b/>
+          <w:bCs/>
+        </w:rPr>
+        <w:t>Restaurante y Cafetería de U</w:t>
+      </w:r>
+      <w:r>
+        <w:rPr>
+          <w:b/>
+          <w:bCs/>
+        </w:rPr>
+        <w:t>niversidad</w:t>
+      </w:r>
+      <w:r>
+        <w:rPr>
+          <w:b/>
+          <w:bCs/>
+        </w:rPr>
+        <w:t xml:space="preserve"> Tarapoto</w:t>
+      </w:r>
+    </w:p>
+    <w:p>
+      <w:pPr>
+        <w:spacing w:after="0"/>
+        <w:jc w:val="both"/>
+      </w:pPr>
+      <w:r>
+        <w:t>La U</w:t>
+      </w:r>
+      <w:r>
+        <w:t>niversidad cesar vallejo campus,</w:t>
+      </w:r>
+      <w:r>
+        <w:t xml:space="preserve"> Tarapoto cuenta con dos concesionarios para atender al alumnado y plana docente</w:t>
+      </w:r>
+      <w:r>
+        <w:t>;</w:t>
+      </w:r>
+      <w:r>
+        <w:t xml:space="preserve"> </w:t>
+      </w:r>
+      <w:r>
+        <w:t>están</w:t>
+      </w:r>
+      <w:r>
+        <w:t xml:space="preserve"> ubicado</w:t>
+      </w:r>
+      <w:r>
+        <w:t>s</w:t>
+      </w:r>
+      <w:r>
+        <w:t xml:space="preserve"> en</w:t>
+      </w:r>
+      <w:r>
+        <w:t xml:space="preserve"> el primer piso</w:t>
+      </w:r>
+      <w:r>
+        <w:t xml:space="preserve"> </w:t>
+      </w:r>
+      <w:r>
+        <w:t>de</w:t>
+      </w:r>
+      <w:r>
+        <w:t>l pabellón</w:t>
+      </w:r>
+      <w:r>
+        <w:t>,</w:t>
+      </w:r>
+      <w:r>
+        <w:t xml:space="preserve"> A.</w:t>
       </w:r>
     </w:p>
     <w:p>
@@ -996,7 +1205,25 @@
         <w:jc w:val="both"/>
       </w:pPr>
       <w:r>
-        <w:t>Pertenecemos al lugar donde nacimos. Pertenecemos al lugar donde pasamos gran parte de nuestra historia, donde suceden momentos importantes y donde forjamos nuestra profesión</w:t>
+        <w:t>Pertenecemos al lugar donde nacimos</w:t>
+      </w:r>
+      <w:r>
+        <w:t>,</w:t>
+      </w:r>
+      <w:r>
+        <w:t xml:space="preserve"> </w:t>
+      </w:r>
+      <w:r>
+        <w:t>p</w:t>
+      </w:r>
+      <w:r>
+        <w:t>ertenecemos al lugar</w:t>
+      </w:r>
+      <w:r>
+        <w:t>,</w:t>
+      </w:r>
+      <w:r>
+        <w:t xml:space="preserve"> donde pasamos gran parte de nuestra historia, donde suceden momentos importantes y donde forjamos nuestra profesión</w:t>
       </w:r>
       <w:r>
         <w:t>.</w:t>

--- a/documentos_uni/Ubicaciones.docx
+++ b/documentos_uni/Ubicaciones.docx
@@ -58,6 +58,14 @@
           <w:bCs/>
           <w:lang w:val="es-ES"/>
         </w:rPr>
+        <w:t xml:space="preserve">oficina de </w:t>
+      </w:r>
+      <w:r>
+        <w:rPr>
+          <w:b/>
+          <w:bCs/>
+          <w:lang w:val="es-ES"/>
+        </w:rPr>
         <w:t>coordinación de ingeniería de sistemas</w:t>
       </w:r>
       <w:r>
@@ -81,7 +89,19 @@
         <w:rPr>
           <w:lang w:val="es-ES"/>
         </w:rPr>
-        <w:t xml:space="preserve">La coordinación de ingeniería de </w:t>
+        <w:t xml:space="preserve">La </w:t>
+      </w:r>
+      <w:r>
+        <w:rPr>
+          <w:lang w:val="es-ES"/>
+        </w:rPr>
+        <w:t xml:space="preserve">oficina de </w:t>
+      </w:r>
+      <w:r>
+        <w:rPr>
+          <w:lang w:val="es-ES"/>
+        </w:rPr>
+        <w:t xml:space="preserve">coordinación de ingeniería de </w:t>
       </w:r>
       <w:r>
         <w:rPr>
@@ -105,1075 +125,1176 @@
         <w:rPr>
           <w:lang w:val="es-ES"/>
         </w:rPr>
-        <w:t xml:space="preserve"> A</w:t>
-      </w:r>
-      <w:r>
-        <w:rPr>
-          <w:lang w:val="es-ES"/>
-        </w:rPr>
+        <w:t xml:space="preserve"> </w:t>
+      </w:r>
+      <w:r>
+        <w:rPr>
+          <w:lang w:val="es-ES"/>
+        </w:rPr>
+        <w:t>“</w:t>
+      </w:r>
+      <w:r>
+        <w:rPr>
+          <w:lang w:val="es-ES"/>
+        </w:rPr>
+        <w:t>A</w:t>
+      </w:r>
+      <w:r>
+        <w:rPr>
+          <w:lang w:val="es-ES"/>
+        </w:rPr>
+        <w:t>”</w:t>
+      </w:r>
+      <w:r>
+        <w:rPr>
+          <w:lang w:val="es-ES"/>
+        </w:rPr>
+        <w:t>.</w:t>
+      </w:r>
+      <w:r>
+        <w:rPr>
+          <w:lang w:val="es-ES"/>
+        </w:rPr>
+        <w:t xml:space="preserve"> </w:t>
+      </w:r>
+    </w:p>
+    <w:p>
+      <w:pPr>
+        <w:spacing w:after="0"/>
+        <w:jc w:val="both"/>
+        <w:rPr>
+          <w:lang w:val="es-ES"/>
+        </w:rPr>
+      </w:pPr>
+      <w:r>
+        <w:rPr>
+          <w:lang w:val="es-ES"/>
+        </w:rPr>
+        <w:t>C</w:t>
+      </w:r>
+      <w:r>
+        <w:rPr>
+          <w:lang w:val="es-ES"/>
+        </w:rPr>
+        <w:t>amina</w:t>
+      </w:r>
+      <w:r>
+        <w:rPr>
+          <w:lang w:val="es-ES"/>
+        </w:rPr>
+        <w:t>s</w:t>
+      </w:r>
+      <w:r>
+        <w:rPr>
+          <w:lang w:val="es-ES"/>
+        </w:rPr>
+        <w:t xml:space="preserve"> hacia la placita y voltea hacia la </w:t>
+      </w:r>
+      <w:r>
+        <w:rPr>
+          <w:lang w:val="es-ES"/>
+        </w:rPr>
+        <w:t>izquierda</w:t>
+      </w:r>
+      <w:r>
+        <w:rPr>
+          <w:lang w:val="es-ES"/>
+        </w:rPr>
+        <w:t>.</w:t>
+      </w:r>
+      <w:r>
+        <w:rPr>
+          <w:lang w:val="es-ES"/>
+        </w:rPr>
+        <w:t xml:space="preserve"> </w:t>
+      </w:r>
+      <w:r>
+        <w:rPr>
+          <w:lang w:val="es-ES"/>
+        </w:rPr>
+        <w:t>A</w:t>
+      </w:r>
+      <w:r>
+        <w:rPr>
+          <w:lang w:val="es-ES"/>
+        </w:rPr>
+        <w:t>l costado del televisor</w:t>
+      </w:r>
+      <w:r>
+        <w:rPr>
+          <w:lang w:val="es-ES"/>
+        </w:rPr>
+        <w:t>,</w:t>
+      </w:r>
+      <w:r>
+        <w:rPr>
+          <w:lang w:val="es-ES"/>
+        </w:rPr>
+        <w:t xml:space="preserve"> veras una puerta de ingreso, allí están las oficinas de Ingeniería Civil, Arquitectura e Ingeniería de Sistemas.</w:t>
+      </w:r>
+    </w:p>
+    <w:p>
+      <w:pPr>
+        <w:spacing w:after="0"/>
+        <w:jc w:val="both"/>
+        <w:rPr>
+          <w:lang w:val="es-ES"/>
+        </w:rPr>
+      </w:pPr>
+    </w:p>
+    <w:p>
+      <w:pPr>
+        <w:spacing w:after="0"/>
+        <w:jc w:val="both"/>
+        <w:rPr>
+          <w:b/>
+          <w:bCs/>
+          <w:lang w:val="es-ES"/>
+        </w:rPr>
+      </w:pPr>
+      <w:r>
+        <w:rPr>
+          <w:b/>
+          <w:bCs/>
+          <w:lang w:val="es-ES"/>
+        </w:rPr>
+        <w:t>¿Cómo se llama el</w:t>
+      </w:r>
+      <w:r>
+        <w:rPr>
+          <w:b/>
+          <w:bCs/>
+          <w:lang w:val="es-ES"/>
+        </w:rPr>
+        <w:t xml:space="preserve"> responsable o</w:t>
+      </w:r>
+      <w:r>
+        <w:rPr>
+          <w:b/>
+          <w:bCs/>
+          <w:lang w:val="es-ES"/>
+        </w:rPr>
+        <w:t xml:space="preserve"> c</w:t>
+      </w:r>
+      <w:r>
+        <w:rPr>
+          <w:b/>
+          <w:bCs/>
+          <w:lang w:val="es-ES"/>
+        </w:rPr>
+        <w:t xml:space="preserve">oordinador </w:t>
+      </w:r>
+      <w:r>
+        <w:rPr>
+          <w:b/>
+          <w:bCs/>
+          <w:lang w:val="es-ES"/>
+        </w:rPr>
+        <w:t xml:space="preserve">o jefe </w:t>
+      </w:r>
+      <w:r>
+        <w:rPr>
+          <w:b/>
+          <w:bCs/>
+          <w:lang w:val="es-ES"/>
+        </w:rPr>
+        <w:t xml:space="preserve">de </w:t>
+      </w:r>
+      <w:r>
+        <w:rPr>
+          <w:b/>
+          <w:bCs/>
+          <w:lang w:val="es-ES"/>
+        </w:rPr>
+        <w:t>i</w:t>
+      </w:r>
+      <w:r>
+        <w:rPr>
+          <w:b/>
+          <w:bCs/>
+          <w:lang w:val="es-ES"/>
+        </w:rPr>
+        <w:t xml:space="preserve">ngeniería de </w:t>
+      </w:r>
+      <w:r>
+        <w:rPr>
+          <w:b/>
+          <w:bCs/>
+          <w:lang w:val="es-ES"/>
+        </w:rPr>
+        <w:t>s</w:t>
+      </w:r>
+      <w:r>
+        <w:rPr>
+          <w:b/>
+          <w:bCs/>
+          <w:lang w:val="es-ES"/>
+        </w:rPr>
+        <w:t>istemas</w:t>
+      </w:r>
+      <w:r>
+        <w:rPr>
+          <w:b/>
+          <w:bCs/>
+          <w:lang w:val="es-ES"/>
+        </w:rPr>
+        <w:t>?</w:t>
+      </w:r>
+    </w:p>
+    <w:p>
+      <w:pPr>
+        <w:spacing w:after="0"/>
+        <w:jc w:val="both"/>
+        <w:rPr>
+          <w:lang w:val="es-ES"/>
+        </w:rPr>
+      </w:pPr>
+      <w:r>
+        <w:rPr>
+          <w:lang w:val="es-ES"/>
+        </w:rPr>
+        <w:t xml:space="preserve">El coordinador de la carrera </w:t>
+      </w:r>
+      <w:r>
+        <w:rPr>
+          <w:lang w:val="es-ES"/>
+        </w:rPr>
+        <w:t xml:space="preserve">de Ingeniería de Sistemas </w:t>
+      </w:r>
+      <w:r>
+        <w:rPr>
+          <w:lang w:val="es-ES"/>
+        </w:rPr>
+        <w:t xml:space="preserve">es el Ingeniero </w:t>
+      </w:r>
+      <w:r>
+        <w:rPr>
+          <w:lang w:val="es-ES"/>
+        </w:rPr>
+        <w:t>Elmer</w:t>
+      </w:r>
+      <w:r>
+        <w:rPr>
+          <w:lang w:val="es-ES"/>
+        </w:rPr>
+        <w:t xml:space="preserve"> </w:t>
+      </w:r>
+      <w:r>
+        <w:rPr>
+          <w:lang w:val="es-ES"/>
+        </w:rPr>
+        <w:t>Ruíz Trigozo</w:t>
+      </w:r>
+      <w:r>
+        <w:rPr>
+          <w:lang w:val="es-ES"/>
+        </w:rPr>
+        <w:t>,</w:t>
+      </w:r>
+      <w:r>
+        <w:rPr>
+          <w:lang w:val="es-ES"/>
+        </w:rPr>
+        <w:t xml:space="preserve"> </w:t>
+      </w:r>
+      <w:r>
+        <w:rPr>
+          <w:lang w:val="es-ES"/>
+        </w:rPr>
+        <w:t xml:space="preserve">Él </w:t>
+      </w:r>
+      <w:r>
+        <w:rPr>
+          <w:lang w:val="es-ES"/>
+        </w:rPr>
+        <w:t>es una persona muy amable</w:t>
+      </w:r>
+      <w:r>
+        <w:rPr>
+          <w:lang w:val="es-ES"/>
+        </w:rPr>
+        <w:t xml:space="preserve"> </w:t>
+      </w:r>
+      <w:r>
+        <w:rPr>
+          <w:lang w:val="es-ES"/>
+        </w:rPr>
+        <w:t>y</w:t>
+      </w:r>
+      <w:r>
+        <w:rPr>
+          <w:lang w:val="es-ES"/>
+        </w:rPr>
+        <w:t xml:space="preserve"> </w:t>
+      </w:r>
+      <w:r>
+        <w:rPr>
+          <w:lang w:val="es-ES"/>
+        </w:rPr>
+        <w:t>est</w:t>
+      </w:r>
+      <w:r>
+        <w:rPr>
+          <w:lang w:val="es-ES"/>
+        </w:rPr>
+        <w:t>ará</w:t>
+      </w:r>
+      <w:r>
+        <w:rPr>
+          <w:lang w:val="es-ES"/>
+        </w:rPr>
+        <w:t xml:space="preserve"> encantado de atenderte.</w:t>
+      </w:r>
+    </w:p>
+    <w:p>
+      <w:pPr>
+        <w:spacing w:after="0"/>
+        <w:jc w:val="both"/>
+        <w:rPr>
+          <w:lang w:val="es-ES"/>
+        </w:rPr>
+      </w:pPr>
+    </w:p>
+    <w:p>
+      <w:pPr>
+        <w:spacing w:after="0"/>
+        <w:jc w:val="both"/>
+        <w:rPr>
+          <w:b/>
+          <w:bCs/>
+          <w:lang w:val="es-ES"/>
+        </w:rPr>
+      </w:pPr>
+      <w:r>
+        <w:rPr>
+          <w:b/>
+          <w:bCs/>
+          <w:lang w:val="es-ES"/>
+        </w:rPr>
+        <w:t xml:space="preserve">¿Cómo se llama el director </w:t>
+      </w:r>
+      <w:r>
+        <w:rPr>
+          <w:b/>
+          <w:bCs/>
+          <w:lang w:val="es-ES"/>
+        </w:rPr>
+        <w:t xml:space="preserve">o gerente </w:t>
+      </w:r>
+      <w:r>
+        <w:rPr>
+          <w:b/>
+          <w:bCs/>
+          <w:lang w:val="es-ES"/>
+        </w:rPr>
+        <w:t>general?</w:t>
+      </w:r>
+    </w:p>
+    <w:p>
+      <w:pPr>
+        <w:spacing w:after="0"/>
+        <w:jc w:val="both"/>
+        <w:rPr>
+          <w:lang w:val="es-ES"/>
+        </w:rPr>
+      </w:pPr>
+      <w:r>
+        <w:rPr>
+          <w:lang w:val="es-ES"/>
+        </w:rPr>
+        <w:t xml:space="preserve">El director general de la Universidad </w:t>
+      </w:r>
+      <w:r>
+        <w:rPr>
+          <w:lang w:val="es-ES"/>
+        </w:rPr>
+        <w:t>cesar vallejo</w:t>
+      </w:r>
+      <w:r>
+        <w:rPr>
+          <w:lang w:val="es-ES"/>
+        </w:rPr>
+        <w:t>,</w:t>
+      </w:r>
+      <w:r>
+        <w:rPr>
+          <w:lang w:val="es-ES"/>
+        </w:rPr>
+        <w:t xml:space="preserve"> campus Tarapoto</w:t>
+      </w:r>
+      <w:r>
+        <w:rPr>
+          <w:lang w:val="es-ES"/>
+        </w:rPr>
+        <w:t>,</w:t>
+      </w:r>
+      <w:r>
+        <w:rPr>
+          <w:lang w:val="es-ES"/>
+        </w:rPr>
+        <w:t xml:space="preserve"> </w:t>
+      </w:r>
+      <w:r>
+        <w:rPr>
+          <w:lang w:val="es-ES"/>
+        </w:rPr>
+        <w:t>es el Majister</w:t>
+      </w:r>
+      <w:r>
+        <w:rPr>
+          <w:lang w:val="es-ES"/>
+        </w:rPr>
+        <w:t>,</w:t>
+      </w:r>
+      <w:r>
+        <w:rPr>
+          <w:lang w:val="es-ES"/>
+        </w:rPr>
+        <w:t xml:space="preserve"> </w:t>
+      </w:r>
+      <w:r>
+        <w:rPr>
+          <w:lang w:val="es-ES"/>
+        </w:rPr>
+        <w:t>Dick Acuña Navarro</w:t>
+      </w:r>
+      <w:r>
+        <w:rPr>
+          <w:lang w:val="es-ES"/>
+        </w:rPr>
+        <w:t>.</w:t>
+      </w:r>
+    </w:p>
+    <w:p>
+      <w:pPr>
+        <w:spacing w:after="0"/>
+        <w:jc w:val="both"/>
+        <w:rPr>
+          <w:lang w:val="es-ES"/>
+        </w:rPr>
+      </w:pPr>
+    </w:p>
+    <w:p>
+      <w:pPr>
+        <w:spacing w:after="0"/>
+        <w:jc w:val="both"/>
+      </w:pPr>
+      <w:r>
+        <w:rPr>
+          <w:b/>
+          <w:bCs/>
+        </w:rPr>
+        <w:t>¿Cómo me conecto a la red</w:t>
+      </w:r>
+      <w:r>
+        <w:rPr>
+          <w:b/>
+          <w:bCs/>
+        </w:rPr>
+        <w:t xml:space="preserve"> wifi</w:t>
+      </w:r>
+      <w:r>
+        <w:rPr>
+          <w:b/>
+          <w:bCs/>
+        </w:rPr>
+        <w:t xml:space="preserve"> de la universidad?</w:t>
+      </w:r>
+      <w:r>
+        <w:t xml:space="preserve"> </w:t>
+      </w:r>
+    </w:p>
+    <w:p>
+      <w:pPr>
+        <w:spacing w:after="0"/>
+        <w:jc w:val="both"/>
+      </w:pPr>
+      <w:r>
+        <w:t>Para conectarte a la red</w:t>
+      </w:r>
+      <w:r>
+        <w:t xml:space="preserve"> wifi</w:t>
+      </w:r>
+      <w:r>
+        <w:t xml:space="preserve"> </w:t>
+      </w:r>
+      <w:r>
+        <w:t>institucional, debes seleccionar la red llamada "</w:t>
+      </w:r>
+      <w:r>
+        <w:t xml:space="preserve">somos </w:t>
+      </w:r>
+      <w:r>
+        <w:t>UCV</w:t>
+      </w:r>
+      <w:r>
+        <w:t>"</w:t>
+      </w:r>
+      <w:r>
         <w:t>;</w:t>
       </w:r>
       <w:r>
-        <w:rPr>
-          <w:lang w:val="es-ES"/>
-        </w:rPr>
-        <w:t xml:space="preserve"> </w:t>
-      </w:r>
-      <w:r>
-        <w:rPr>
-          <w:lang w:val="es-ES"/>
-        </w:rPr>
-        <w:t>c</w:t>
-      </w:r>
-      <w:r>
-        <w:rPr>
-          <w:lang w:val="es-ES"/>
-        </w:rPr>
-        <w:t>amina</w:t>
-      </w:r>
-      <w:r>
-        <w:rPr>
-          <w:lang w:val="es-ES"/>
-        </w:rPr>
+        <w:t xml:space="preserve"> es una red abierta</w:t>
+      </w:r>
+      <w:r>
+        <w:t xml:space="preserve"> sin clave</w:t>
+      </w:r>
+      <w:r>
+        <w:t>, pero segura dentro del campus</w:t>
+      </w:r>
+      <w:r>
+        <w:t>.</w:t>
+      </w:r>
+    </w:p>
+    <w:p>
+      <w:pPr>
+        <w:spacing w:after="0"/>
+        <w:jc w:val="both"/>
+      </w:pPr>
+    </w:p>
+    <w:p>
+      <w:pPr>
+        <w:spacing w:after="0"/>
+        <w:jc w:val="both"/>
+      </w:pPr>
+      <w:r>
+        <w:rPr>
+          <w:b/>
+          <w:bCs/>
+        </w:rPr>
+        <w:t>¿Dónde se encuentra la oficina de Registros Académicos?</w:t>
+      </w:r>
+      <w:r>
+        <w:t xml:space="preserve"> La oficina de Registros Académicos está ubicada en el primer piso del Pabellón A, justo al frente de la plaza principal. Su horario de atención es de lunes a viernes de 8:00 a.m. a 6:00 p.m.</w:t>
+      </w:r>
+    </w:p>
+    <w:p>
+      <w:pPr>
+        <w:spacing w:after="0"/>
+        <w:jc w:val="both"/>
+      </w:pPr>
+    </w:p>
+    <w:p>
+      <w:pPr>
+        <w:spacing w:after="0"/>
+        <w:jc w:val="both"/>
+        <w:rPr>
+          <w:b/>
+          <w:bCs/>
+        </w:rPr>
+      </w:pPr>
+      <w:r>
+        <w:rPr>
+          <w:b/>
+          <w:bCs/>
+        </w:rPr>
+        <w:t>Inicios de la UCV Universidad Cesar Vallejo Campus Tarapoto</w:t>
+      </w:r>
+    </w:p>
+    <w:p>
+      <w:pPr>
+        <w:spacing w:after="0"/>
+        <w:jc w:val="both"/>
+      </w:pPr>
+      <w:r>
+        <w:t>A inicios del año 2005, nuestro fundador, César Acuña Peralta y su equipo de trabajo</w:t>
+      </w:r>
+      <w:r>
+        <w:t>,</w:t>
+      </w:r>
+      <w:r>
+        <w:t xml:space="preserve"> decidieron gestar una de las primeras universidades privadas en la Amazonía peruana. Así nació la sede de Tarapoto, en la región San Martín. El 12 de mayo de 2005</w:t>
+      </w:r>
+      <w:r>
+        <w:t>,</w:t>
+      </w:r>
+      <w:r>
+        <w:t xml:space="preserve"> bajo el sello del Pleno de la entonces Asamblea Nacional de Rectores, que resolvió autorizar el funcionamiento del campus.</w:t>
+      </w:r>
+    </w:p>
+    <w:p>
+      <w:pPr>
+        <w:spacing w:after="0"/>
+        <w:jc w:val="both"/>
+      </w:pPr>
+      <w:r>
+        <w:t xml:space="preserve">Al 2021, se contaba con casi </w:t>
+      </w:r>
+      <w:r>
+        <w:t>¡</w:t>
+      </w:r>
+      <w:r>
+        <w:t>7000 alumnos</w:t>
+      </w:r>
+      <w:r>
+        <w:t>!</w:t>
+      </w:r>
+      <w:r>
+        <w:t xml:space="preserve"> entre pregrado, SUBE y posgrado, con docentes e infraestructura de calidad para las familias amazónicas. </w:t>
+      </w:r>
+    </w:p>
+    <w:p>
+      <w:pPr>
+        <w:spacing w:after="0"/>
+        <w:jc w:val="both"/>
+      </w:pPr>
+    </w:p>
+    <w:p>
+      <w:pPr>
+        <w:spacing w:after="0"/>
+        <w:jc w:val="both"/>
+        <w:rPr>
+          <w:b/>
+          <w:bCs/>
+        </w:rPr>
+      </w:pPr>
+      <w:r>
+        <w:rPr>
+          <w:b/>
+          <w:bCs/>
+        </w:rPr>
+        <w:t xml:space="preserve">Laboratorio </w:t>
+      </w:r>
+      <w:r>
+        <w:rPr>
+          <w:b/>
+          <w:bCs/>
+        </w:rPr>
+        <w:t>fablab</w:t>
+      </w:r>
+      <w:r>
+        <w:rPr>
+          <w:b/>
+          <w:bCs/>
+        </w:rPr>
+        <w:t xml:space="preserve"> </w:t>
+      </w:r>
+      <w:r>
+        <w:rPr>
+          <w:b/>
+          <w:bCs/>
+        </w:rPr>
+        <w:t>campus Tarapoto</w:t>
+      </w:r>
+    </w:p>
+    <w:p>
+      <w:pPr>
+        <w:spacing w:after="0"/>
+        <w:jc w:val="both"/>
+      </w:pPr>
+      <w:r>
+        <w:t>A</w:t>
+      </w:r>
+      <w:r>
+        <w:t>ctual</w:t>
+      </w:r>
+      <w:r>
+        <w:t>mente contamos</w:t>
+      </w:r>
+      <w:r>
+        <w:t xml:space="preserve"> </w:t>
+      </w:r>
+      <w:r>
+        <w:t>con el</w:t>
+      </w:r>
+      <w:r>
+        <w:t xml:space="preserve"> Laboratorio de Fabricación Digital</w:t>
+      </w:r>
+      <w:r>
+        <w:t>,</w:t>
+      </w:r>
+      <w:r>
+        <w:t xml:space="preserve"> </w:t>
+      </w:r>
+      <w:r>
+        <w:t>fablab</w:t>
+      </w:r>
+      <w:r>
+        <w:t xml:space="preserve">, </w:t>
+      </w:r>
+      <w:r>
+        <w:t xml:space="preserve">el cual dispone de </w:t>
+      </w:r>
+      <w:r>
+        <w:t>impresoras 3D</w:t>
+      </w:r>
+      <w:r>
+        <w:t xml:space="preserve"> de última generación</w:t>
+      </w:r>
+      <w:r>
+        <w:t xml:space="preserve">, cortadoras láser, escáner 3D, </w:t>
+      </w:r>
+      <w:r>
+        <w:t>¡</w:t>
+      </w:r>
+      <w:r>
+        <w:t>lentes de realidad virtual</w:t>
+      </w:r>
+      <w:r>
+        <w:t>!</w:t>
+      </w:r>
+      <w:r>
+        <w:t>,</w:t>
+      </w:r>
+      <w:r>
+        <w:t xml:space="preserve"> pizarra interactiva,</w:t>
+      </w:r>
+      <w:r>
+        <w:t xml:space="preserve"> entre otros. Somos el primer campus en contar con un FabLab acreditado.</w:t>
+      </w:r>
+      <w:r>
+        <w:t xml:space="preserve"> Se encuentra ubicado en el tercer piso del pabellón</w:t>
+      </w:r>
+      <w:r>
+        <w:t>,</w:t>
+      </w:r>
+      <w:r>
+        <w:t xml:space="preserve"> </w:t>
+      </w:r>
+      <w:r>
+        <w:t>A</w:t>
+      </w:r>
+      <w:r>
+        <w:t>.</w:t>
+      </w:r>
+    </w:p>
+    <w:p>
+      <w:pPr>
+        <w:spacing w:after="0"/>
+        <w:jc w:val="both"/>
+      </w:pPr>
+    </w:p>
+    <w:p>
+      <w:pPr>
+        <w:spacing w:after="0"/>
+        <w:jc w:val="both"/>
+        <w:rPr>
+          <w:b/>
+          <w:bCs/>
+        </w:rPr>
+      </w:pPr>
+      <w:r>
+        <w:rPr>
+          <w:b/>
+          <w:bCs/>
+        </w:rPr>
+        <w:t xml:space="preserve">Responsable del Laboratorio de Fabricación Digital </w:t>
+      </w:r>
+      <w:r>
+        <w:rPr>
+          <w:b/>
+          <w:bCs/>
+        </w:rPr>
+        <w:t>fablab</w:t>
+      </w:r>
+    </w:p>
+    <w:p>
+      <w:pPr>
+        <w:spacing w:after="0"/>
+        <w:jc w:val="both"/>
+      </w:pPr>
+      <w:r>
+        <w:t>El responsable del laboratorio de fabricación digital</w:t>
+      </w:r>
+      <w:r>
+        <w:t>,</w:t>
+      </w:r>
+      <w:r>
+        <w:t xml:space="preserve"> </w:t>
+      </w:r>
+      <w:r>
+        <w:t>fablab</w:t>
+      </w:r>
+      <w:r>
+        <w:t>,</w:t>
+      </w:r>
+      <w:r>
+        <w:t xml:space="preserve"> es el ingeniero Abel Inocente Chavez, es un profesional calificado</w:t>
+      </w:r>
+      <w:r>
+        <w:t>,</w:t>
+      </w:r>
+      <w:r>
+        <w:t xml:space="preserve"> en el diseño e implementación de proyectos tecnológicos.</w:t>
+      </w:r>
+    </w:p>
+    <w:p>
+      <w:pPr>
+        <w:spacing w:after="0"/>
+        <w:jc w:val="both"/>
+      </w:pPr>
+    </w:p>
+    <w:p>
+      <w:pPr>
+        <w:spacing w:after="0"/>
+        <w:jc w:val="both"/>
+        <w:rPr>
+          <w:b/>
+          <w:bCs/>
+        </w:rPr>
+      </w:pPr>
+      <w:r>
+        <w:rPr>
+          <w:b/>
+          <w:bCs/>
+        </w:rPr>
+        <w:t>Horarios de atención de la ucv campus tarapoto</w:t>
+      </w:r>
+    </w:p>
+    <w:p>
+      <w:pPr>
+        <w:spacing w:after="0"/>
+        <w:jc w:val="both"/>
+      </w:pPr>
+      <w:r>
+        <w:t>El horario de atención</w:t>
+      </w:r>
+      <w:r>
+        <w:t>,</w:t>
+      </w:r>
+      <w:r>
+        <w:t xml:space="preserve"> de la ucv Tarapoto</w:t>
+      </w:r>
+      <w:r>
+        <w:t>:</w:t>
+      </w:r>
+      <w:r>
+        <w:t xml:space="preserve"> </w:t>
+      </w:r>
+      <w:r>
+        <w:t>E</w:t>
+      </w:r>
+      <w:r>
+        <w:t xml:space="preserve">s de </w:t>
+      </w:r>
+      <w:r>
+        <w:t>lunes</w:t>
+      </w:r>
+      <w:r>
+        <w:t xml:space="preserve"> a viernes de 09:00 a.m a 8:00 p.m y Sábados de 9:00</w:t>
+      </w:r>
+      <w:r>
+        <w:t xml:space="preserve"> </w:t>
+      </w:r>
+      <w:r>
+        <w:t>a.m a 2:00</w:t>
+      </w:r>
+      <w:r>
+        <w:t xml:space="preserve"> </w:t>
+      </w:r>
+      <w:r>
+        <w:t>p.m</w:t>
+      </w:r>
+    </w:p>
+    <w:p>
+      <w:pPr>
+        <w:spacing w:after="0"/>
+        <w:jc w:val="both"/>
+      </w:pPr>
+    </w:p>
+    <w:p>
+      <w:pPr>
+        <w:spacing w:after="0"/>
+        <w:jc w:val="both"/>
+        <w:rPr>
+          <w:b/>
+          <w:bCs/>
+        </w:rPr>
+      </w:pPr>
+      <w:r>
+        <w:rPr>
+          <w:b/>
+          <w:bCs/>
+        </w:rPr>
+        <w:t>Central telefónica</w:t>
+      </w:r>
+    </w:p>
+    <w:p>
+      <w:pPr>
+        <w:spacing w:after="0"/>
+        <w:jc w:val="both"/>
+      </w:pPr>
+      <w:r>
+        <w:t xml:space="preserve">Lo números telefónicos de la </w:t>
+      </w:r>
+      <w:r>
+        <w:t>universidad cesar vallejo,</w:t>
+      </w:r>
+      <w:r>
+        <w:t xml:space="preserve"> campus Tarapoto son</w:t>
+      </w:r>
+      <w:r>
+        <w:t>:</w:t>
+      </w:r>
+      <w:r>
+        <w:t xml:space="preserve"> </w:t>
+      </w:r>
+      <w:r>
+        <w:t>01</w:t>
+      </w:r>
+      <w:r>
+        <w:t xml:space="preserve"> </w:t>
+      </w:r>
+      <w:r>
+        <w:t>20</w:t>
+      </w:r>
+      <w:r>
+        <w:t xml:space="preserve"> </w:t>
+      </w:r>
+      <w:r>
+        <w:t>24</w:t>
+      </w:r>
+      <w:r>
+        <w:t xml:space="preserve"> </w:t>
+      </w:r>
+      <w:r>
+        <w:t>342</w:t>
+      </w:r>
+      <w:r>
+        <w:t>,</w:t>
+      </w:r>
+    </w:p>
+    <w:p>
+      <w:pPr>
+        <w:spacing w:after="0"/>
+        <w:jc w:val="both"/>
+      </w:pPr>
+      <w:r>
+        <w:t xml:space="preserve"> </w:t>
+      </w:r>
+      <w:r>
+        <w:t>Whatsapp</w:t>
+      </w:r>
+      <w:r>
+        <w:t xml:space="preserve"> </w:t>
+      </w:r>
+      <w:r>
+        <w:t xml:space="preserve"> 51 12</w:t>
+      </w:r>
+      <w:r>
+        <w:t xml:space="preserve"> </w:t>
+      </w:r>
+      <w:r>
+        <w:t>02</w:t>
+      </w:r>
+      <w:r>
+        <w:t xml:space="preserve"> </w:t>
+      </w:r>
+      <w:r>
+        <w:t>43</w:t>
+      </w:r>
+      <w:r>
+        <w:t xml:space="preserve"> </w:t>
+      </w:r>
+      <w:r>
+        <w:t>42</w:t>
+      </w:r>
+    </w:p>
+    <w:p>
+      <w:pPr>
+        <w:spacing w:after="0"/>
+        <w:jc w:val="both"/>
+      </w:pPr>
+    </w:p>
+    <w:p>
+      <w:pPr>
+        <w:spacing w:after="0"/>
+        <w:jc w:val="both"/>
+        <w:rPr>
+          <w:b/>
+          <w:bCs/>
+        </w:rPr>
+      </w:pPr>
+      <w:r>
+        <w:rPr>
+          <w:b/>
+          <w:bCs/>
+        </w:rPr>
+        <w:t xml:space="preserve">Dirección </w:t>
+      </w:r>
+      <w:r>
+        <w:rPr>
+          <w:b/>
+          <w:bCs/>
+        </w:rPr>
+        <w:t>de la U</w:t>
+      </w:r>
+      <w:r>
+        <w:rPr>
+          <w:b/>
+          <w:bCs/>
+        </w:rPr>
+        <w:t>niversidad cesar vallejo</w:t>
+      </w:r>
+      <w:r>
+        <w:rPr>
+          <w:b/>
+          <w:bCs/>
+        </w:rPr>
+        <w:t xml:space="preserve"> campus </w:t>
+      </w:r>
+      <w:r>
+        <w:rPr>
+          <w:b/>
+          <w:bCs/>
+        </w:rPr>
+        <w:t>Tarapoto</w:t>
+      </w:r>
+    </w:p>
+    <w:p>
+      <w:pPr>
+        <w:spacing w:after="0"/>
+        <w:jc w:val="both"/>
+      </w:pPr>
+      <w:r>
+        <w:t xml:space="preserve">Autopista </w:t>
+      </w:r>
+      <w:r>
+        <w:t>Belaunde Terry</w:t>
+      </w:r>
+      <w:r>
+        <w:t>,</w:t>
+      </w:r>
+      <w:r>
+        <w:t xml:space="preserve"> </w:t>
+      </w:r>
+      <w:r>
+        <w:t>k</w:t>
+      </w:r>
+      <w:r>
+        <w:t>il</w:t>
+      </w:r>
+      <w:r>
+        <w:t>ó</w:t>
+      </w:r>
+      <w:r>
+        <w:t>metro</w:t>
+      </w:r>
+      <w:r>
+        <w:t xml:space="preserve"> 8.5</w:t>
+      </w:r>
+      <w:r>
+        <w:t>,</w:t>
+      </w:r>
+      <w:r>
+        <w:t xml:space="preserve"> </w:t>
+      </w:r>
+      <w:r>
+        <w:t>distrito de c</w:t>
+      </w:r>
+      <w:r>
+        <w:t>acatachi</w:t>
+      </w:r>
+      <w:r>
+        <w:t>.</w:t>
+      </w:r>
+    </w:p>
+    <w:p>
+      <w:pPr>
+        <w:spacing w:after="0"/>
+        <w:jc w:val="both"/>
+      </w:pPr>
+    </w:p>
+    <w:p>
+      <w:pPr>
+        <w:spacing w:after="0"/>
+        <w:jc w:val="both"/>
+        <w:rPr>
+          <w:b/>
+          <w:bCs/>
+        </w:rPr>
+      </w:pPr>
+      <w:r>
+        <w:rPr>
+          <w:b/>
+          <w:bCs/>
+        </w:rPr>
+        <w:t>Restaurante y Cafetería de U</w:t>
+      </w:r>
+      <w:r>
+        <w:rPr>
+          <w:b/>
+          <w:bCs/>
+        </w:rPr>
+        <w:t>niversidad</w:t>
+      </w:r>
+      <w:r>
+        <w:rPr>
+          <w:b/>
+          <w:bCs/>
+        </w:rPr>
+        <w:t xml:space="preserve"> </w:t>
+      </w:r>
+      <w:r>
+        <w:rPr>
+          <w:b/>
+          <w:bCs/>
+        </w:rPr>
+        <w:t>Cesar Vallejo campus</w:t>
+      </w:r>
+      <w:r>
+        <w:rPr>
+          <w:b/>
+          <w:bCs/>
+        </w:rPr>
+        <w:t>Tarapoto</w:t>
+      </w:r>
+    </w:p>
+    <w:p>
+      <w:pPr>
+        <w:spacing w:after="0"/>
+        <w:jc w:val="both"/>
+      </w:pPr>
+      <w:r>
+        <w:t>La U</w:t>
+      </w:r>
+      <w:r>
+        <w:t>niversidad cesar vallejo campus,</w:t>
+      </w:r>
+      <w:r>
+        <w:t xml:space="preserve"> Tarapoto cuenta con dos concesionarios para atender al alumnado y plana docente</w:t>
+      </w:r>
+      <w:r>
+        <w:t>;</w:t>
+      </w:r>
+      <w:r>
+        <w:t xml:space="preserve"> </w:t>
+      </w:r>
+      <w:r>
+        <w:t>están</w:t>
+      </w:r>
+      <w:r>
+        <w:t xml:space="preserve"> ubicado</w:t>
+      </w:r>
+      <w:r>
         <w:t>s</w:t>
       </w:r>
       <w:r>
-        <w:rPr>
-          <w:lang w:val="es-ES"/>
-        </w:rPr>
-        <w:t xml:space="preserve"> hacia la placita y voltea hacia la </w:t>
-      </w:r>
-      <w:r>
-        <w:rPr>
-          <w:lang w:val="es-ES"/>
-        </w:rPr>
-        <w:t>izquierda</w:t>
-      </w:r>
-      <w:r>
-        <w:rPr>
-          <w:lang w:val="es-ES"/>
-        </w:rPr>
+        <w:t xml:space="preserve"> en</w:t>
+      </w:r>
+      <w:r>
+        <w:t xml:space="preserve"> </w:t>
+      </w:r>
+      <w:r>
+        <w:t xml:space="preserve">la parte posterior </w:t>
+      </w:r>
+      <w:r>
+        <w:t>de</w:t>
+      </w:r>
+      <w:r>
+        <w:t>l pabellón</w:t>
+      </w:r>
+      <w:r>
+        <w:t>,</w:t>
+      </w:r>
+      <w:r>
+        <w:t xml:space="preserve"> </w:t>
+      </w:r>
+      <w:r>
+        <w:t>B</w:t>
+      </w:r>
+      <w:r>
         <w:t>.</w:t>
-      </w:r>
-      <w:r>
-        <w:rPr>
-          <w:lang w:val="es-ES"/>
-        </w:rPr>
-        <w:t xml:space="preserve"> </w:t>
-      </w:r>
-      <w:r>
-        <w:rPr>
-          <w:lang w:val="es-ES"/>
-        </w:rPr>
-        <w:t>A</w:t>
-      </w:r>
-      <w:r>
-        <w:rPr>
-          <w:lang w:val="es-ES"/>
-        </w:rPr>
-        <w:t>l costado del televisor</w:t>
-      </w:r>
-      <w:r>
-        <w:rPr>
-          <w:lang w:val="es-ES"/>
-        </w:rPr>
-        <w:t>,</w:t>
-      </w:r>
-      <w:r>
-        <w:rPr>
-          <w:lang w:val="es-ES"/>
-        </w:rPr>
-        <w:t xml:space="preserve"> veras una puerta de ingreso, allí están las oficinas de Ingeniería Civil, Arquitectura e Ingeniería de Sistemas.</w:t>
-      </w:r>
-    </w:p>
-    <w:p>
-      <w:pPr>
-        <w:spacing w:after="0"/>
-        <w:jc w:val="both"/>
-        <w:rPr>
-          <w:lang w:val="es-ES"/>
-        </w:rPr>
-      </w:pPr>
-    </w:p>
-    <w:p>
-      <w:pPr>
-        <w:spacing w:after="0"/>
-        <w:jc w:val="both"/>
-        <w:rPr>
-          <w:b/>
-          <w:bCs/>
-          <w:lang w:val="es-ES"/>
-        </w:rPr>
-      </w:pPr>
-      <w:r>
-        <w:rPr>
-          <w:b/>
-          <w:bCs/>
-          <w:lang w:val="es-ES"/>
-        </w:rPr>
-        <w:t>¿Cómo se llama el c</w:t>
-      </w:r>
-      <w:r>
-        <w:rPr>
-          <w:b/>
-          <w:bCs/>
-          <w:lang w:val="es-ES"/>
-        </w:rPr>
-        <w:t xml:space="preserve">oordinador de </w:t>
-      </w:r>
-      <w:r>
-        <w:rPr>
-          <w:b/>
-          <w:bCs/>
-          <w:lang w:val="es-ES"/>
-        </w:rPr>
-        <w:t>i</w:t>
-      </w:r>
-      <w:r>
-        <w:rPr>
-          <w:b/>
-          <w:bCs/>
-          <w:lang w:val="es-ES"/>
-        </w:rPr>
-        <w:t xml:space="preserve">ngeniería de </w:t>
-      </w:r>
-      <w:r>
-        <w:rPr>
-          <w:b/>
-          <w:bCs/>
-          <w:lang w:val="es-ES"/>
-        </w:rPr>
-        <w:t>s</w:t>
-      </w:r>
-      <w:r>
-        <w:rPr>
-          <w:b/>
-          <w:bCs/>
-          <w:lang w:val="es-ES"/>
-        </w:rPr>
-        <w:t>istemas</w:t>
-      </w:r>
-      <w:r>
-        <w:rPr>
-          <w:b/>
-          <w:bCs/>
-          <w:lang w:val="es-ES"/>
-        </w:rPr>
-        <w:t>?</w:t>
-      </w:r>
-    </w:p>
-    <w:p>
-      <w:pPr>
-        <w:spacing w:after="0"/>
-        <w:jc w:val="both"/>
-        <w:rPr>
-          <w:lang w:val="es-ES"/>
-        </w:rPr>
-      </w:pPr>
-      <w:r>
-        <w:rPr>
-          <w:lang w:val="es-ES"/>
-        </w:rPr>
-        <w:t xml:space="preserve">El coordinador de la carrera </w:t>
-      </w:r>
-      <w:r>
-        <w:rPr>
-          <w:lang w:val="es-ES"/>
-        </w:rPr>
-        <w:t xml:space="preserve">de Ingeniería de Sistemas </w:t>
-      </w:r>
-      <w:r>
-        <w:rPr>
-          <w:lang w:val="es-ES"/>
-        </w:rPr>
-        <w:t xml:space="preserve">es el Ingeniero </w:t>
-      </w:r>
-      <w:r>
-        <w:rPr>
-          <w:lang w:val="es-ES"/>
-        </w:rPr>
-        <w:t>Elmer</w:t>
-      </w:r>
-      <w:r>
-        <w:rPr>
-          <w:lang w:val="es-ES"/>
-        </w:rPr>
-        <w:t xml:space="preserve"> </w:t>
-      </w:r>
-      <w:r>
-        <w:rPr>
-          <w:lang w:val="es-ES"/>
-        </w:rPr>
-        <w:t>Ruíz Trigozo</w:t>
-      </w:r>
-      <w:r>
-        <w:rPr>
-          <w:lang w:val="es-ES"/>
-        </w:rPr>
-        <w:t>,</w:t>
-      </w:r>
-      <w:r>
-        <w:rPr>
-          <w:lang w:val="es-ES"/>
-        </w:rPr>
-        <w:t xml:space="preserve"> </w:t>
-      </w:r>
-      <w:r>
-        <w:rPr>
-          <w:lang w:val="es-ES"/>
-        </w:rPr>
-        <w:t xml:space="preserve">Él </w:t>
-      </w:r>
-      <w:r>
-        <w:rPr>
-          <w:lang w:val="es-ES"/>
-        </w:rPr>
-        <w:t>es una persona muy amable</w:t>
-      </w:r>
-      <w:r>
-        <w:rPr>
-          <w:lang w:val="es-ES"/>
-        </w:rPr>
-        <w:t xml:space="preserve"> </w:t>
-      </w:r>
-      <w:r>
-        <w:rPr>
-          <w:lang w:val="es-ES"/>
-        </w:rPr>
-        <w:t>y</w:t>
-      </w:r>
-      <w:r>
-        <w:rPr>
-          <w:lang w:val="es-ES"/>
-        </w:rPr>
-        <w:t xml:space="preserve"> </w:t>
-      </w:r>
-      <w:r>
-        <w:rPr>
-          <w:lang w:val="es-ES"/>
-        </w:rPr>
-        <w:t>est</w:t>
-      </w:r>
-      <w:r>
-        <w:rPr>
-          <w:lang w:val="es-ES"/>
-        </w:rPr>
-        <w:t>ará</w:t>
-      </w:r>
-      <w:r>
-        <w:rPr>
-          <w:lang w:val="es-ES"/>
-        </w:rPr>
-        <w:t xml:space="preserve"> encantado de atenderte.</w:t>
-      </w:r>
-    </w:p>
-    <w:p>
-      <w:pPr>
-        <w:spacing w:after="0"/>
-        <w:jc w:val="both"/>
-        <w:rPr>
-          <w:lang w:val="es-ES"/>
-        </w:rPr>
-      </w:pPr>
-    </w:p>
-    <w:p>
-      <w:pPr>
-        <w:spacing w:after="0"/>
-        <w:jc w:val="both"/>
-        <w:rPr>
-          <w:b/>
-          <w:bCs/>
-          <w:lang w:val="es-ES"/>
-        </w:rPr>
-      </w:pPr>
-      <w:r>
-        <w:rPr>
-          <w:b/>
-          <w:bCs/>
-          <w:lang w:val="es-ES"/>
-        </w:rPr>
-        <w:t>¿Cómo se llama el director general?</w:t>
-      </w:r>
-    </w:p>
-    <w:p>
-      <w:pPr>
-        <w:spacing w:after="0"/>
-        <w:jc w:val="both"/>
-        <w:rPr>
-          <w:lang w:val="es-ES"/>
-        </w:rPr>
-      </w:pPr>
-      <w:r>
-        <w:rPr>
-          <w:lang w:val="es-ES"/>
-        </w:rPr>
-        <w:t xml:space="preserve">El director general de la Universidad </w:t>
-      </w:r>
-      <w:r>
-        <w:rPr>
-          <w:lang w:val="es-ES"/>
-        </w:rPr>
-        <w:t>cesar vallejo</w:t>
-      </w:r>
-      <w:r>
-        <w:rPr>
-          <w:lang w:val="es-ES"/>
-        </w:rPr>
-        <w:t>,</w:t>
-      </w:r>
-      <w:r>
-        <w:rPr>
-          <w:lang w:val="es-ES"/>
-        </w:rPr>
-        <w:t xml:space="preserve"> campus Tarapoto</w:t>
-      </w:r>
-      <w:r>
-        <w:rPr>
-          <w:lang w:val="es-ES"/>
-        </w:rPr>
-        <w:t>,</w:t>
-      </w:r>
-      <w:r>
-        <w:rPr>
-          <w:lang w:val="es-ES"/>
-        </w:rPr>
-        <w:t xml:space="preserve"> </w:t>
-      </w:r>
-      <w:r>
-        <w:rPr>
-          <w:lang w:val="es-ES"/>
-        </w:rPr>
-        <w:t>es el Majister</w:t>
-      </w:r>
-      <w:r>
-        <w:rPr>
-          <w:lang w:val="es-ES"/>
-        </w:rPr>
-        <w:t>,</w:t>
-      </w:r>
-      <w:r>
-        <w:rPr>
-          <w:lang w:val="es-ES"/>
-        </w:rPr>
-        <w:t xml:space="preserve"> </w:t>
-      </w:r>
-      <w:r>
-        <w:rPr>
-          <w:lang w:val="es-ES"/>
-        </w:rPr>
-        <w:t>Dick Acuña Navarro</w:t>
-      </w:r>
-      <w:r>
-        <w:rPr>
-          <w:lang w:val="es-ES"/>
-        </w:rPr>
-        <w:t>.</w:t>
-      </w:r>
-    </w:p>
-    <w:p>
-      <w:pPr>
-        <w:spacing w:after="0"/>
-        <w:jc w:val="both"/>
-        <w:rPr>
-          <w:lang w:val="es-ES"/>
-        </w:rPr>
-      </w:pPr>
-    </w:p>
-    <w:p>
-      <w:pPr>
-        <w:spacing w:after="0"/>
-        <w:jc w:val="both"/>
-      </w:pPr>
-      <w:r>
-        <w:rPr>
-          <w:b/>
-          <w:bCs/>
-        </w:rPr>
-        <w:t>¿Cómo me conecto a la red</w:t>
-      </w:r>
-      <w:r>
-        <w:rPr>
-          <w:b/>
-          <w:bCs/>
-        </w:rPr>
-        <w:t xml:space="preserve"> wifi</w:t>
-      </w:r>
-      <w:r>
-        <w:rPr>
-          <w:b/>
-          <w:bCs/>
-        </w:rPr>
-        <w:t xml:space="preserve"> de la universidad?</w:t>
-      </w:r>
-      <w:r>
-        <w:t xml:space="preserve"> </w:t>
-      </w:r>
-    </w:p>
-    <w:p>
-      <w:pPr>
-        <w:spacing w:after="0"/>
-        <w:jc w:val="both"/>
-      </w:pPr>
-      <w:r>
-        <w:t>Para conectarte a la red</w:t>
-      </w:r>
-      <w:r>
-        <w:t xml:space="preserve"> wifi</w:t>
-      </w:r>
-      <w:r>
-        <w:t xml:space="preserve"> </w:t>
-      </w:r>
-      <w:r>
-        <w:t>institucional, debes seleccionar la red llamada "</w:t>
-      </w:r>
-      <w:r>
-        <w:t xml:space="preserve">somos </w:t>
-      </w:r>
-      <w:r>
-        <w:t>UCV</w:t>
-      </w:r>
-      <w:r>
-        <w:t>"</w:t>
-      </w:r>
-      <w:r>
-        <w:t>;</w:t>
-      </w:r>
-      <w:r>
-        <w:t xml:space="preserve"> es una red abierta</w:t>
-      </w:r>
-      <w:r>
-        <w:t xml:space="preserve"> sin clave</w:t>
-      </w:r>
-      <w:r>
-        <w:t>, pero segura dentro del campus</w:t>
-      </w:r>
-      <w:r>
-        <w:t>.</w:t>
-      </w:r>
-    </w:p>
-    <w:p>
-      <w:pPr>
-        <w:spacing w:after="0"/>
-        <w:jc w:val="both"/>
-      </w:pPr>
-    </w:p>
-    <w:p>
-      <w:pPr>
-        <w:spacing w:after="0"/>
-        <w:jc w:val="both"/>
-      </w:pPr>
-      <w:r>
-        <w:rPr>
-          <w:b/>
-          <w:bCs/>
-        </w:rPr>
-        <w:t>¿Dónde se encuentra la oficina de Registros Académicos?</w:t>
-      </w:r>
-      <w:r>
-        <w:t xml:space="preserve"> La oficina de Registros Académicos está ubicada en el primer piso del Pabellón A, justo al frente de la plaza principal. Su horario de atención es de lunes a viernes de 8:00 a.m. a 6:00 p.m.</w:t>
-      </w:r>
-    </w:p>
-    <w:p>
-      <w:pPr>
-        <w:spacing w:after="0"/>
-        <w:jc w:val="both"/>
-      </w:pPr>
-    </w:p>
-    <w:p>
-      <w:pPr>
-        <w:spacing w:after="0"/>
-        <w:jc w:val="both"/>
-        <w:rPr>
-          <w:b/>
-          <w:bCs/>
-        </w:rPr>
-      </w:pPr>
-      <w:r>
-        <w:rPr>
-          <w:b/>
-          <w:bCs/>
-        </w:rPr>
-        <w:t>Inicios de la UCV Universidad Cesar Vallejo Campus Tarapoto</w:t>
-      </w:r>
-    </w:p>
-    <w:p>
-      <w:pPr>
-        <w:spacing w:after="0"/>
-        <w:jc w:val="both"/>
-      </w:pPr>
-      <w:r>
-        <w:t>A inicios del año 2005, nuestro fundador, César Acuña Peralta y su equipo de trabajo</w:t>
-      </w:r>
-      <w:r>
-        <w:t>,</w:t>
-      </w:r>
-      <w:r>
-        <w:t xml:space="preserve"> decidieron gestar una de las primeras universidades privadas en la Amazonía peruana. Así nació la sede de Tarapoto, en la región San Martín. El 12 de mayo de 2005</w:t>
-      </w:r>
-      <w:r>
-        <w:t>,</w:t>
-      </w:r>
-      <w:r>
-        <w:t xml:space="preserve"> bajo el sello del Pleno de la entonces Asamblea Nacional de Rectores, que resolvió autorizar el funcionamiento del campus.</w:t>
-      </w:r>
-    </w:p>
-    <w:p>
-      <w:pPr>
-        <w:spacing w:after="0"/>
-        <w:jc w:val="both"/>
-      </w:pPr>
-      <w:r>
-        <w:t xml:space="preserve">Al 2021, se contaba con casi </w:t>
-      </w:r>
-      <w:r>
-        <w:t>¡</w:t>
-      </w:r>
-      <w:r>
-        <w:t>7000 alumnos</w:t>
-      </w:r>
-      <w:r>
-        <w:t>!</w:t>
-      </w:r>
-      <w:r>
-        <w:t xml:space="preserve"> entre pregrado, SUBE y posgrado, con docentes e infraestructura de calidad para las familias amazónicas. </w:t>
-      </w:r>
-    </w:p>
-    <w:p>
-      <w:pPr>
-        <w:spacing w:after="0"/>
-        <w:jc w:val="both"/>
-      </w:pPr>
-    </w:p>
-    <w:p>
-      <w:pPr>
-        <w:spacing w:after="0"/>
-        <w:jc w:val="both"/>
-        <w:rPr>
-          <w:b/>
-          <w:bCs/>
-        </w:rPr>
-      </w:pPr>
-      <w:r>
-        <w:rPr>
-          <w:b/>
-          <w:bCs/>
-        </w:rPr>
-        <w:t xml:space="preserve">Laboratorio </w:t>
-      </w:r>
-      <w:r>
-        <w:rPr>
-          <w:b/>
-          <w:bCs/>
-        </w:rPr>
-        <w:t>fablab</w:t>
-      </w:r>
-      <w:r>
-        <w:rPr>
-          <w:b/>
-          <w:bCs/>
-        </w:rPr>
-        <w:t xml:space="preserve"> </w:t>
-      </w:r>
-      <w:r>
-        <w:rPr>
-          <w:b/>
-          <w:bCs/>
-        </w:rPr>
-        <w:t>campus Tarapoto</w:t>
-      </w:r>
-    </w:p>
-    <w:p>
-      <w:pPr>
-        <w:spacing w:after="0"/>
-        <w:jc w:val="both"/>
-      </w:pPr>
-      <w:r>
-        <w:t>A</w:t>
-      </w:r>
-      <w:r>
-        <w:t>ctual</w:t>
-      </w:r>
-      <w:r>
-        <w:t>mente contamos</w:t>
-      </w:r>
-      <w:r>
-        <w:t xml:space="preserve"> </w:t>
-      </w:r>
-      <w:r>
-        <w:t>con el</w:t>
-      </w:r>
-      <w:r>
-        <w:t xml:space="preserve"> Laboratorio de Fabricación Digital</w:t>
-      </w:r>
-      <w:r>
-        <w:t>,</w:t>
-      </w:r>
-      <w:r>
-        <w:t xml:space="preserve"> </w:t>
-      </w:r>
-      <w:r>
-        <w:t>fablab</w:t>
-      </w:r>
-      <w:r>
-        <w:t xml:space="preserve">, </w:t>
-      </w:r>
-      <w:r>
-        <w:t xml:space="preserve">el cual dispone de </w:t>
-      </w:r>
-      <w:r>
-        <w:t>impresoras 3D</w:t>
-      </w:r>
-      <w:r>
-        <w:t xml:space="preserve"> de última generación</w:t>
-      </w:r>
-      <w:r>
-        <w:t xml:space="preserve">, cortadoras láser, escáner 3D, </w:t>
-      </w:r>
-      <w:r>
-        <w:t>¡</w:t>
-      </w:r>
-      <w:r>
-        <w:t>lentes de realidad virtual</w:t>
-      </w:r>
-      <w:r>
-        <w:t>!</w:t>
-      </w:r>
-      <w:r>
-        <w:t>,</w:t>
-      </w:r>
-      <w:r>
-        <w:t xml:space="preserve"> pizarra interactiva,</w:t>
-      </w:r>
-      <w:r>
-        <w:t xml:space="preserve"> entre otros. Somos el primer campus en contar con un FabLab acreditado.</w:t>
-      </w:r>
-      <w:r>
-        <w:t xml:space="preserve"> Se encuentra ubicado en el tercer piso del pabellón</w:t>
-      </w:r>
-      <w:r>
-        <w:t>,</w:t>
-      </w:r>
-      <w:r>
-        <w:t xml:space="preserve"> B.</w:t>
-      </w:r>
-    </w:p>
-    <w:p>
-      <w:pPr>
-        <w:spacing w:after="0"/>
-        <w:jc w:val="both"/>
-      </w:pPr>
-    </w:p>
-    <w:p>
-      <w:pPr>
-        <w:spacing w:after="0"/>
-        <w:jc w:val="both"/>
-        <w:rPr>
-          <w:b/>
-          <w:bCs/>
-        </w:rPr>
-      </w:pPr>
-      <w:r>
-        <w:rPr>
-          <w:b/>
-          <w:bCs/>
-        </w:rPr>
-        <w:t xml:space="preserve">Responsable del Laboratorio de Fabricación Digital </w:t>
-      </w:r>
-      <w:r>
-        <w:rPr>
-          <w:b/>
-          <w:bCs/>
-        </w:rPr>
-        <w:t>fablab</w:t>
-      </w:r>
-    </w:p>
-    <w:p>
-      <w:pPr>
-        <w:spacing w:after="0"/>
-        <w:jc w:val="both"/>
-      </w:pPr>
-      <w:r>
-        <w:t>El responsable del laboratorio de fabricación digital</w:t>
-      </w:r>
-      <w:r>
-        <w:t>,</w:t>
-      </w:r>
-      <w:r>
-        <w:t xml:space="preserve"> </w:t>
-      </w:r>
-      <w:r>
-        <w:t>fablab</w:t>
-      </w:r>
-      <w:r>
-        <w:t>,</w:t>
-      </w:r>
-      <w:r>
-        <w:t xml:space="preserve"> es el ingeniero Abel Inocente Chavez, es un profesional calificado</w:t>
-      </w:r>
-      <w:r>
-        <w:t>,</w:t>
-      </w:r>
-      <w:r>
-        <w:t xml:space="preserve"> en el diseño e implementación de proyectos tecnológicos.</w:t>
-      </w:r>
-    </w:p>
-    <w:p>
-      <w:pPr>
-        <w:spacing w:after="0"/>
-        <w:jc w:val="both"/>
-      </w:pPr>
-    </w:p>
-    <w:p>
-      <w:pPr>
-        <w:spacing w:after="0"/>
-        <w:jc w:val="both"/>
-        <w:rPr>
-          <w:b/>
-          <w:bCs/>
-        </w:rPr>
-      </w:pPr>
-      <w:r>
-        <w:rPr>
-          <w:b/>
-          <w:bCs/>
-        </w:rPr>
-        <w:t>Horarios de atención de la ucv campus tarapoto</w:t>
-      </w:r>
-    </w:p>
-    <w:p>
-      <w:pPr>
-        <w:spacing w:after="0"/>
-        <w:jc w:val="both"/>
-      </w:pPr>
-      <w:r>
-        <w:t>El horario de atención</w:t>
-      </w:r>
-      <w:r>
-        <w:t>,</w:t>
-      </w:r>
-      <w:r>
-        <w:t xml:space="preserve"> de la ucv Tarapoto</w:t>
-      </w:r>
-      <w:r>
-        <w:t>:</w:t>
-      </w:r>
-      <w:r>
-        <w:t xml:space="preserve"> </w:t>
-      </w:r>
-      <w:r>
-        <w:t>E</w:t>
-      </w:r>
-      <w:r>
-        <w:t xml:space="preserve">s de </w:t>
-      </w:r>
-      <w:r>
-        <w:t>lunes</w:t>
-      </w:r>
-      <w:r>
-        <w:t xml:space="preserve"> a viernes de 09:00 a.m a 8:00 p.m y Sábados de 9:00</w:t>
-      </w:r>
-      <w:r>
-        <w:t xml:space="preserve"> </w:t>
-      </w:r>
-      <w:r>
-        <w:t>a.m a 2:00</w:t>
-      </w:r>
-      <w:r>
-        <w:t xml:space="preserve"> </w:t>
-      </w:r>
-      <w:r>
-        <w:t>p.m</w:t>
-      </w:r>
-    </w:p>
-    <w:p>
-      <w:pPr>
-        <w:spacing w:after="0"/>
-        <w:jc w:val="both"/>
-      </w:pPr>
-    </w:p>
-    <w:p>
-      <w:pPr>
-        <w:spacing w:after="0"/>
-        <w:jc w:val="both"/>
-        <w:rPr>
-          <w:b/>
-          <w:bCs/>
-        </w:rPr>
-      </w:pPr>
-      <w:r>
-        <w:rPr>
-          <w:b/>
-          <w:bCs/>
-        </w:rPr>
-        <w:t>Central telefónica</w:t>
-      </w:r>
-    </w:p>
-    <w:p>
-      <w:pPr>
-        <w:spacing w:after="0"/>
-        <w:jc w:val="both"/>
-      </w:pPr>
-      <w:r>
-        <w:t xml:space="preserve">Lo números telefónicos de la </w:t>
-      </w:r>
-      <w:r>
-        <w:t>universidad cesar vallejo,</w:t>
-      </w:r>
-      <w:r>
-        <w:t xml:space="preserve"> campus Tarapoto son</w:t>
-      </w:r>
-      <w:r>
-        <w:t>:</w:t>
-      </w:r>
-      <w:r>
-        <w:t xml:space="preserve"> </w:t>
-      </w:r>
-      <w:r>
-        <w:t>01</w:t>
-      </w:r>
-      <w:r>
-        <w:t xml:space="preserve"> </w:t>
-      </w:r>
-      <w:r>
-        <w:t>20</w:t>
-      </w:r>
-      <w:r>
-        <w:t xml:space="preserve"> </w:t>
-      </w:r>
-      <w:r>
-        <w:t>24</w:t>
-      </w:r>
-      <w:r>
-        <w:t xml:space="preserve"> </w:t>
-      </w:r>
-      <w:r>
-        <w:t>342</w:t>
-      </w:r>
-      <w:r>
-        <w:t>,</w:t>
-      </w:r>
-    </w:p>
-    <w:p>
-      <w:pPr>
-        <w:spacing w:after="0"/>
-        <w:jc w:val="both"/>
-      </w:pPr>
-      <w:r>
-        <w:t xml:space="preserve"> </w:t>
-      </w:r>
-      <w:r>
-        <w:t>Whatsapp</w:t>
-      </w:r>
-      <w:r>
-        <w:t xml:space="preserve"> </w:t>
-      </w:r>
-      <w:r>
-        <w:t xml:space="preserve"> 51 12</w:t>
-      </w:r>
-      <w:r>
-        <w:t xml:space="preserve"> </w:t>
-      </w:r>
-      <w:r>
-        <w:t>02</w:t>
-      </w:r>
-      <w:r>
-        <w:t xml:space="preserve"> </w:t>
-      </w:r>
-      <w:r>
-        <w:t>43</w:t>
-      </w:r>
-      <w:r>
-        <w:t xml:space="preserve"> </w:t>
-      </w:r>
-      <w:r>
-        <w:t>42</w:t>
-      </w:r>
-    </w:p>
-    <w:p>
-      <w:pPr>
-        <w:spacing w:after="0"/>
-        <w:jc w:val="both"/>
-      </w:pPr>
-    </w:p>
-    <w:p>
-      <w:pPr>
-        <w:spacing w:after="0"/>
-        <w:jc w:val="both"/>
-        <w:rPr>
-          <w:b/>
-          <w:bCs/>
-        </w:rPr>
-      </w:pPr>
-      <w:r>
-        <w:rPr>
-          <w:b/>
-          <w:bCs/>
-        </w:rPr>
-        <w:t xml:space="preserve">Dirección </w:t>
-      </w:r>
-      <w:r>
-        <w:rPr>
-          <w:b/>
-          <w:bCs/>
-        </w:rPr>
-        <w:t>de la U</w:t>
-      </w:r>
-      <w:r>
-        <w:rPr>
-          <w:b/>
-          <w:bCs/>
-        </w:rPr>
-        <w:t>niversidad cesar vallejo</w:t>
-      </w:r>
-      <w:r>
-        <w:rPr>
-          <w:b/>
-          <w:bCs/>
-        </w:rPr>
-        <w:t xml:space="preserve"> campus </w:t>
-      </w:r>
-      <w:r>
-        <w:rPr>
-          <w:b/>
-          <w:bCs/>
-        </w:rPr>
-        <w:t>Tarapoto</w:t>
-      </w:r>
-    </w:p>
-    <w:p>
-      <w:pPr>
-        <w:spacing w:after="0"/>
-        <w:jc w:val="both"/>
-      </w:pPr>
-      <w:r>
-        <w:t xml:space="preserve">Autopista </w:t>
-      </w:r>
-      <w:r>
-        <w:t>Belaunde Terry</w:t>
-      </w:r>
-      <w:r>
-        <w:t>,</w:t>
-      </w:r>
-      <w:r>
-        <w:t xml:space="preserve"> </w:t>
-      </w:r>
-      <w:r>
-        <w:t>k</w:t>
-      </w:r>
-      <w:r>
-        <w:t>il</w:t>
-      </w:r>
-      <w:r>
-        <w:t>ó</w:t>
-      </w:r>
-      <w:r>
-        <w:t>metro</w:t>
-      </w:r>
-      <w:r>
-        <w:t xml:space="preserve"> 8.5</w:t>
-      </w:r>
-      <w:r>
-        <w:t>,</w:t>
-      </w:r>
-      <w:r>
-        <w:t xml:space="preserve"> </w:t>
-      </w:r>
-      <w:r>
-        <w:t>distrito de c</w:t>
-      </w:r>
-      <w:r>
-        <w:t>acatachi</w:t>
-      </w:r>
-      <w:r>
-        <w:t>.</w:t>
-      </w:r>
-    </w:p>
-    <w:p>
-      <w:pPr>
-        <w:spacing w:after="0"/>
-        <w:jc w:val="both"/>
-      </w:pPr>
-    </w:p>
-    <w:p>
-      <w:pPr>
-        <w:spacing w:after="0"/>
-        <w:jc w:val="both"/>
-        <w:rPr>
-          <w:b/>
-          <w:bCs/>
-        </w:rPr>
-      </w:pPr>
-      <w:r>
-        <w:rPr>
-          <w:b/>
-          <w:bCs/>
-        </w:rPr>
-        <w:t>Restaurante y Cafetería de U</w:t>
-      </w:r>
-      <w:r>
-        <w:rPr>
-          <w:b/>
-          <w:bCs/>
-        </w:rPr>
-        <w:t>niversidad</w:t>
-      </w:r>
-      <w:r>
-        <w:rPr>
-          <w:b/>
-          <w:bCs/>
-        </w:rPr>
-        <w:t xml:space="preserve"> Tarapoto</w:t>
-      </w:r>
-    </w:p>
-    <w:p>
-      <w:pPr>
-        <w:spacing w:after="0"/>
-        <w:jc w:val="both"/>
-      </w:pPr>
-      <w:r>
-        <w:t>La U</w:t>
-      </w:r>
-      <w:r>
-        <w:t>niversidad cesar vallejo campus,</w:t>
-      </w:r>
-      <w:r>
-        <w:t xml:space="preserve"> Tarapoto cuenta con dos concesionarios para atender al alumnado y plana docente</w:t>
-      </w:r>
-      <w:r>
-        <w:t>;</w:t>
-      </w:r>
-      <w:r>
-        <w:t xml:space="preserve"> </w:t>
-      </w:r>
-      <w:r>
-        <w:t>están</w:t>
-      </w:r>
-      <w:r>
-        <w:t xml:space="preserve"> ubicado</w:t>
-      </w:r>
-      <w:r>
-        <w:t>s</w:t>
-      </w:r>
-      <w:r>
-        <w:t xml:space="preserve"> en</w:t>
-      </w:r>
-      <w:r>
-        <w:t xml:space="preserve"> el primer piso</w:t>
-      </w:r>
-      <w:r>
-        <w:t xml:space="preserve"> </w:t>
-      </w:r>
-      <w:r>
-        <w:t>de</w:t>
-      </w:r>
-      <w:r>
-        <w:t>l pabellón</w:t>
-      </w:r>
-      <w:r>
-        <w:t>,</w:t>
-      </w:r>
-      <w:r>
-        <w:t xml:space="preserve"> A.</w:t>
       </w:r>
     </w:p>
     <w:p>

--- a/documentos_uni/Ubicaciones.docx
+++ b/documentos_uni/Ubicaciones.docx
@@ -665,7 +665,166 @@
         <w:t>¿Dónde se encuentra la oficina de Registros Académicos?</w:t>
       </w:r>
       <w:r>
-        <w:t xml:space="preserve"> La oficina de Registros Académicos está ubicada en el primer piso del Pabellón A, justo al frente de la plaza principal. Su horario de atención es de lunes a viernes de 8:00 a.m. a 6:00 p.m.</w:t>
+        <w:t xml:space="preserve"> </w:t>
+      </w:r>
+    </w:p>
+    <w:p>
+      <w:pPr>
+        <w:spacing w:after="0"/>
+        <w:jc w:val="both"/>
+      </w:pPr>
+      <w:r>
+        <w:t>La oficina de Registros Académicos está ubicada en el primer piso del Pabellón</w:t>
+      </w:r>
+      <w:r>
+        <w:t>,</w:t>
+      </w:r>
+      <w:r>
+        <w:t xml:space="preserve"> </w:t>
+      </w:r>
+      <w:r>
+        <w:t>“</w:t>
+      </w:r>
+      <w:r>
+        <w:t>A</w:t>
+      </w:r>
+      <w:r>
+        <w:t>”</w:t>
+      </w:r>
+      <w:r>
+        <w:t>, justo al frente de la plaza principal. Su horario de atención es de lunes a viernes de 8:00 a.m. a 6:00 p.m.</w:t>
+      </w:r>
+    </w:p>
+    <w:p>
+      <w:pPr>
+        <w:spacing w:after="0"/>
+        <w:jc w:val="both"/>
+      </w:pPr>
+    </w:p>
+    <w:p>
+      <w:pPr>
+        <w:spacing w:after="0"/>
+        <w:jc w:val="both"/>
+      </w:pPr>
+      <w:r>
+        <w:rPr>
+          <w:b/>
+          <w:bCs/>
+        </w:rPr>
+        <w:t xml:space="preserve">¿Dónde se encuentra la oficina de </w:t>
+      </w:r>
+      <w:r>
+        <w:rPr>
+          <w:b/>
+          <w:bCs/>
+        </w:rPr>
+        <w:t>GTH o Gestión del Talento Humano</w:t>
+      </w:r>
+      <w:r>
+        <w:rPr>
+          <w:b/>
+          <w:bCs/>
+        </w:rPr>
+        <w:t>?</w:t>
+      </w:r>
+      <w:r>
+        <w:t xml:space="preserve"> </w:t>
+      </w:r>
+    </w:p>
+    <w:p>
+      <w:pPr>
+        <w:spacing w:after="0"/>
+        <w:jc w:val="both"/>
+      </w:pPr>
+      <w:r>
+        <w:t xml:space="preserve">La oficina de </w:t>
+      </w:r>
+      <w:r>
+        <w:t xml:space="preserve">gestión del talento humano o </w:t>
+      </w:r>
+      <w:r>
+        <w:t>GTH</w:t>
+      </w:r>
+      <w:r>
+        <w:t>,</w:t>
+      </w:r>
+      <w:r>
+        <w:t xml:space="preserve"> está ubicada en el primer piso del Pabellón</w:t>
+      </w:r>
+      <w:r>
+        <w:t>,</w:t>
+      </w:r>
+      <w:r>
+        <w:t xml:space="preserve"> </w:t>
+      </w:r>
+      <w:r>
+        <w:t>“</w:t>
+      </w:r>
+      <w:r>
+        <w:t>A</w:t>
+      </w:r>
+      <w:r>
+        <w:t>”</w:t>
+      </w:r>
+      <w:r>
+        <w:t xml:space="preserve">, </w:t>
+      </w:r>
+      <w:r>
+        <w:t>¡</w:t>
+      </w:r>
+      <w:r>
+        <w:t xml:space="preserve">justo al </w:t>
+      </w:r>
+      <w:r>
+        <w:t>ingreso!</w:t>
+      </w:r>
+      <w:r>
+        <w:t>,</w:t>
+      </w:r>
+      <w:r>
+        <w:t xml:space="preserve"> Su horario de atención es</w:t>
+      </w:r>
+      <w:r>
+        <w:t>;</w:t>
+      </w:r>
+      <w:r>
+        <w:t xml:space="preserve"> de lunes a viernes de 8:00 a.m. a 6:00 p.m.</w:t>
+      </w:r>
+    </w:p>
+    <w:p>
+      <w:pPr>
+        <w:spacing w:after="0"/>
+        <w:jc w:val="both"/>
+      </w:pPr>
+    </w:p>
+    <w:p>
+      <w:pPr>
+        <w:spacing w:after="0"/>
+        <w:jc w:val="both"/>
+      </w:pPr>
+      <w:r>
+        <w:t>La jefa, coordinadora, o responsable de la oficina de GTH o gestión del talento humano; es la licenciada Pilar Vargas</w:t>
+      </w:r>
+      <w:r>
+        <w:t>;</w:t>
+      </w:r>
+      <w:r>
+        <w:t xml:space="preserve"> </w:t>
+      </w:r>
+      <w:r>
+        <w:t xml:space="preserve">ella y su equipo te atenderán </w:t>
+      </w:r>
+      <w:r>
+        <w:t xml:space="preserve">con </w:t>
+      </w:r>
+      <w:r>
+        <w:t>¡</w:t>
+      </w:r>
+      <w:r>
+        <w:t>mucho</w:t>
+      </w:r>
+      <w:r>
+        <w:t xml:space="preserve"> gusto!</w:t>
       </w:r>
     </w:p>
     <w:p>
@@ -852,9 +1011,15 @@
         <w:t xml:space="preserve"> </w:t>
       </w:r>
       <w:r>
+        <w:t>“</w:t>
+      </w:r>
+      <w:r>
         <w:t>A</w:t>
       </w:r>
       <w:r>
+        <w:t>”</w:t>
+      </w:r>
+      <w:r>
         <w:t>.</w:t>
       </w:r>
     </w:p>
@@ -938,6 +1103,7 @@
           <w:b/>
           <w:bCs/>
         </w:rPr>
+        <w:lastRenderedPageBreak/>
         <w:t>Horarios de atención de la ucv campus tarapoto</w:t>
       </w:r>
     </w:p>
